--- a/dist/SUBMISSION_FINAL/M-AIDA_SHTT_Registration/00_mo_ta_tac_pham_vi.docx
+++ b/dist/SUBMISSION_FINAL/M-AIDA_SHTT_Registration/00_mo_ta_tac_pham_vi.docx
@@ -263,7 +263,7 @@
           <w:bCs/>
           <w:b/>
         </w:rPr>
-        <w:t xml:space="preserve">Đỗ Thị Thúy Hương</w:t>
+        <w:t xml:space="preserve">Đỗ Thùy Hương</w:t>
       </w:r>
       <w:r>
         <w:t xml:space="preserve"> </w:t>
@@ -490,7 +490,7 @@
           <w:bCs/>
           <w:b/>
         </w:rPr>
-        <w:t xml:space="preserve">Đỗ Thị Thúy Hương</w:t>
+        <w:t xml:space="preserve">Đỗ Thùy Hương</w:t>
       </w:r>
       <w:r>
         <w:t xml:space="preserve"> </w:t>
@@ -540,7 +540,7 @@
           <w:bCs/>
           <w:b/>
         </w:rPr>
-        <w:t xml:space="preserve">Đỗ Thị Thúy Hương + PGS.TS. Phan Anh Tú</w:t>
+        <w:t xml:space="preserve">Đỗ Thùy Hương + PGS.TS. Phan Anh Tú</w:t>
       </w:r>
       <w:r>
         <w:t xml:space="preserve"> </w:t>
@@ -3673,7 +3673,7 @@
         <w:rPr>
           <w:rStyle w:val="VerbatimChar"/>
         </w:rPr>
-        <w:t xml:space="preserve">© 2026 Đỗ Thị Thúy Hương &amp; Phan Anh Tú. All rights reserved.</w:t>
+        <w:t xml:space="preserve">© 2026 Đỗ Thùy Hương &amp; Phan Anh Tú. All rights reserved.</w:t>
       </w:r>
       <w:r>
         <w:br/>
@@ -3709,7 +3709,7 @@
         <w:pStyle w:val="BlockText"/>
       </w:pPr>
       <w:r>
-        <w:t xml:space="preserve">Đỗ, T. T. H., &amp; Phan, A. T. (2026).</w:t>
+        <w:t xml:space="preserve">Đỗ, T. H., &amp; Phan, A. T. (2026).</w:t>
       </w:r>
       <w:r>
         <w:t xml:space="preserve"> </w:t>

--- a/dist/SUBMISSION_FINAL/M-AIDA_SHTT_Registration/00_mo_ta_tac_pham_vi.docx
+++ b/dist/SUBMISSION_FINAL/M-AIDA_SHTT_Registration/00_mo_ta_tac_pham_vi.docx
@@ -2,7 +2,7 @@
 <file path=word/document.xml><?xml version="1.0" encoding="utf-8"?>
 <w:document xmlns:w="http://schemas.openxmlformats.org/wordprocessingml/2006/main" xmlns:m="http://schemas.openxmlformats.org/officeDocument/2006/math" xmlns:r="http://schemas.openxmlformats.org/officeDocument/2006/relationships" xmlns:o="urn:schemas-microsoft-com:office:office" xmlns:v="urn:schemas-microsoft-com:vml" xmlns:w10="urn:schemas-microsoft-com:office:word" xmlns:a="http://schemas.openxmlformats.org/drawingml/2006/main" xmlns:pic="http://schemas.openxmlformats.org/drawingml/2006/picture" xmlns:wp="http://schemas.openxmlformats.org/drawingml/2006/wordprocessingDrawing">
   <w:body>
-    <w:bookmarkStart w:id="20" w:name="mô-tả-tác-phẩm--m-aida"/>
+    <w:bookmarkStart w:id="20" w:name="mô-tả-tác-phẩm-m-aida"/>
     <w:p>
       <w:pPr>
         <w:pStyle w:val="Heading1"/>
@@ -12,7 +12,7 @@
       </w:r>
     </w:p>
     <w:bookmarkEnd w:id="20"/>
-    <w:bookmarkStart w:id="42" w:name="X6064737552b2a0201516e23b8b18a5c7a9fa811"/>
+    <w:bookmarkStart w:id="42" w:name="X78a7b857732ae8c3af1e4de09f8ea8226dbabda"/>
     <w:p>
       <w:pPr>
         <w:pStyle w:val="Heading1"/>
@@ -26,7 +26,7 @@
         <w:pStyle w:val="BlockText"/>
       </w:pPr>
       <w:r>
-        <w:t xml:space="preserve">Phiên bản tài liệu: 2.0 (chuẩn học thuật, 2026-05-27). Tài liệu mô tả phần mềm</w:t>
+        <w:t xml:space="preserve">Phiên bản tài liệu: 2.1 (cập nhật 2026-06-03 sau khi luận án chính thức hóa khung lý thuyết phân tầng CIMT–ICRV–CDCM ở Chương 2 §2.5). Tài liệu mô tả phần mềm</w:t>
       </w:r>
       <w:r>
         <w:t xml:space="preserve"> </w:t>
@@ -143,7 +143,7 @@
         </w:pict>
       </w:r>
     </w:p>
-    <w:bookmarkStart w:id="21" w:name="X14cd81e85fc40d25afaef2cd95b4fd4b60191a0"/>
+    <w:bookmarkStart w:id="21" w:name="tên-tác-phẩm"/>
     <w:p>
       <w:pPr>
         <w:pStyle w:val="Heading2"/>
@@ -212,7 +212,7 @@
       </w:r>
     </w:p>
     <w:bookmarkEnd w:id="21"/>
-    <w:bookmarkStart w:id="22" w:name="X976d2a1612ed34b851e14d4efcacb1eb0539d21"/>
+    <w:bookmarkStart w:id="22" w:name="loại-tác-phẩm"/>
     <w:p>
       <w:pPr>
         <w:pStyle w:val="Heading2"/>
@@ -230,7 +230,7 @@
       </w:r>
     </w:p>
     <w:bookmarkEnd w:id="22"/>
-    <w:bookmarkStart w:id="25" w:name="Xd316fc95890f12fcec3ff0b7e8d3bdc026d8e06"/>
+    <w:bookmarkStart w:id="25" w:name="tác-giả-chủ-sở-hữu"/>
     <w:p>
       <w:pPr>
         <w:pStyle w:val="Heading2"/>
@@ -239,7 +239,7 @@
         <w:t xml:space="preserve">3. TÁC GIẢ / CHỦ SỞ HỮU</w:t>
       </w:r>
     </w:p>
-    <w:bookmarkStart w:id="23" w:name="Xf6438c1a699441268d300e1ddca7850e6ae7ee4"/>
+    <w:bookmarkStart w:id="23" w:name="tác-giả"/>
     <w:p>
       <w:pPr>
         <w:pStyle w:val="Heading3"/>
@@ -301,7 +301,7 @@
       </w:r>
     </w:p>
     <w:bookmarkEnd w:id="23"/>
-    <w:bookmarkStart w:id="24" w:name="X0b5e268c0478b008c8a744c7ba6389213ac6ffc"/>
+    <w:bookmarkStart w:id="24" w:name="chủ-sở-hữu"/>
     <w:p>
       <w:pPr>
         <w:pStyle w:val="Heading3"/>
@@ -329,21 +329,35 @@
           <w:iCs/>
           <w:i/>
         </w:rPr>
-        <w:t xml:space="preserve">"Tác giả là chủ sở hữu quyền tác giả đối với tác</w:t>
+        <w:t xml:space="preserve">“</w:t>
       </w:r>
       <w:r>
         <w:rPr>
           <w:iCs/>
           <w:i/>
         </w:rPr>
-        <w:t xml:space="preserve"> </w:t>
+        <w:t xml:space="preserve">Tác giả là chủ sở hữu quyền tác giả đối với tác</w:t>
       </w:r>
       <w:r>
         <w:rPr>
           <w:iCs/>
           <w:i/>
         </w:rPr>
-        <w:t xml:space="preserve">phẩm do mình tự sáng tạo bằng thời gian, tài chính và cơ sở vật chất - kỹ thuật của mình."</w:t>
+        <w:t xml:space="preserve"> </w:t>
+      </w:r>
+      <w:r>
+        <w:rPr>
+          <w:iCs/>
+          <w:i/>
+        </w:rPr>
+        <w:t xml:space="preserve">phẩm do mình tự sáng tạo bằng thời gian, tài chính và cơ sở vật chất - kỹ thuật của mình.</w:t>
+      </w:r>
+      <w:r>
+        <w:rPr>
+          <w:iCs/>
+          <w:i/>
+        </w:rPr>
+        <w:t xml:space="preserve">”</w:t>
       </w:r>
     </w:p>
     <w:p>
@@ -410,7 +424,25 @@
         <w:t xml:space="preserve"> </w:t>
       </w:r>
       <w:r>
-        <w:t xml:space="preserve">Luật SHTT về "tổ chức giao nhiệm vụ sáng tạo" không áp dụng.</w:t>
+        <w:t xml:space="preserve">Luật SHTT về</w:t>
+      </w:r>
+      <w:r>
+        <w:t xml:space="preserve"> </w:t>
+      </w:r>
+      <w:r>
+        <w:t xml:space="preserve">“</w:t>
+      </w:r>
+      <w:r>
+        <w:t xml:space="preserve">tổ chức giao nhiệm vụ sáng tạo</w:t>
+      </w:r>
+      <w:r>
+        <w:t xml:space="preserve">”</w:t>
+      </w:r>
+      <w:r>
+        <w:t xml:space="preserve"> </w:t>
+      </w:r>
+      <w:r>
+        <w:t xml:space="preserve">không áp dụng.</w:t>
       </w:r>
     </w:p>
     <w:p>
@@ -566,6 +598,767 @@
         </w:rPr>
         <w:t xml:space="preserve">Bằng chứng pháp lý đính kèm hồ sơ:</w:t>
       </w:r>
+      <w:r>
+        <w:t xml:space="preserve"> </w:t>
+      </w:r>
+      <w:r>
+        <w:t xml:space="preserve">1. Quyết định 3010/QĐ-ĐHCT (Công nhận NCS) — không có điều khoản IP</w:t>
+      </w:r>
+      <w:r>
+        <w:t xml:space="preserve"> </w:t>
+      </w:r>
+      <w:r>
+        <w:t xml:space="preserve">2. Quyết định 4768/QĐ-ĐHCT (Giao chuyên đề) — không có điều khoản IP</w:t>
+      </w:r>
+      <w:r>
+        <w:t xml:space="preserve"> </w:t>
+      </w:r>
+      <w:r>
+        <w:t xml:space="preserve">3. Quyết định 4769/QĐ-ĐHCT (Điều chỉnh tên luận án) — không có điều khoản IP</w:t>
+      </w:r>
+      <w:r>
+        <w:t xml:space="preserve"> </w:t>
+      </w:r>
+      <w:r>
+        <w:t xml:space="preserve">4. Bản cam đoan của NCS về nguồn lực cá nhân (xem</w:t>
+      </w:r>
+      <w:r>
+        <w:t xml:space="preserve"> </w:t>
+      </w:r>
+      <w:r>
+        <w:rPr>
+          <w:rStyle w:val="VerbatimChar"/>
+        </w:rPr>
+        <w:t xml:space="preserve">06_cam_doan_nguon_luc_ca_nhan.md</w:t>
+      </w:r>
+      <w:r>
+        <w:t xml:space="preserve">)</w:t>
+      </w:r>
+      <w:r>
+        <w:t xml:space="preserve"> </w:t>
+      </w:r>
+      <w:r>
+        <w:t xml:space="preserve">5. Email thông báo Phòng KHCN CTU (xem</w:t>
+      </w:r>
+      <w:r>
+        <w:t xml:space="preserve"> </w:t>
+      </w:r>
+      <w:r>
+        <w:rPr>
+          <w:rStyle w:val="VerbatimChar"/>
+        </w:rPr>
+        <w:t xml:space="preserve">04_phan_tich_chu_so_huu_va_ctu.md</w:t>
+      </w:r>
+      <w:r>
+        <w:t xml:space="preserve"> </w:t>
+      </w:r>
+      <w:r>
+        <w:t xml:space="preserve">Section 9 — short</w:t>
+      </w:r>
+      <w:r>
+        <w:t xml:space="preserve"> </w:t>
+      </w:r>
+      <w:r>
+        <w:t xml:space="preserve">email version)</w:t>
+      </w:r>
+    </w:p>
+    <w:p>
+      <w:pPr>
+        <w:pStyle w:val="BodyText"/>
+      </w:pPr>
+      <w:r>
+        <w:t xml:space="preserve">Tại thời điểm đăng ký, M-AIDA</w:t>
+      </w:r>
+      <w:r>
+        <w:t xml:space="preserve"> </w:t>
+      </w:r>
+      <w:r>
+        <w:rPr>
+          <w:bCs/>
+          <w:b/>
+        </w:rPr>
+        <w:t xml:space="preserve">chưa có sản phẩm tương đương trên thị trường</w:t>
+      </w:r>
+      <w:r>
+        <w:t xml:space="preserve"> </w:t>
+      </w:r>
+      <w:r>
+        <w:t xml:space="preserve">trong phạm vi</w:t>
+      </w:r>
+      <w:r>
+        <w:t xml:space="preserve"> </w:t>
+      </w:r>
+      <w:r>
+        <w:t xml:space="preserve">công cụ trích xuất dữ liệu chuyên biệt cho phân tích tổng hợp lĩnh vực kinh doanh quốc tế.</w:t>
+      </w:r>
+    </w:p>
+    <w:p>
+      <w:pPr>
+        <w:pStyle w:val="BodyText"/>
+      </w:pPr>
+      <w:r>
+        <w:rPr>
+          <w:iCs/>
+          <w:i/>
+        </w:rPr>
+        <w:t xml:space="preserve">(Thông tin cá nhân để hoàn tất đơn COV — tác giả điền: họ tên đầy đủ, ngày sinh, địa chỉ thường</w:t>
+      </w:r>
+      <w:r>
+        <w:rPr>
+          <w:iCs/>
+          <w:i/>
+        </w:rPr>
+        <w:t xml:space="preserve"> </w:t>
+      </w:r>
+      <w:r>
+        <w:rPr>
+          <w:iCs/>
+          <w:i/>
+        </w:rPr>
+        <w:t xml:space="preserve">trú, số CCCD, điện thoại, email; quốc tịch Việt Nam.)</w:t>
+      </w:r>
+    </w:p>
+    <w:p>
+      <w:r>
+        <w:pict>
+          <v:rect style="width:0;height:1.5pt" o:hralign="center" o:hrstd="t" o:hr="t"/>
+        </w:pict>
+      </w:r>
+    </w:p>
+    <w:bookmarkEnd w:id="24"/>
+    <w:bookmarkEnd w:id="25"/>
+    <w:bookmarkStart w:id="28" w:name="X745667982a907e62d4ddda2e7085fd2d90c9e7b"/>
+    <w:p>
+      <w:pPr>
+        <w:pStyle w:val="Heading2"/>
+      </w:pPr>
+      <w:r>
+        <w:t xml:space="preserve">4. CƠ SỞ HỌC THUẬT VÀ ĐỘNG CƠ XÂY DỰNG (Statement of Need)</w:t>
+      </w:r>
+    </w:p>
+    <w:bookmarkStart w:id="26" w:name="bài-toán-phương-pháp"/>
+    <w:p>
+      <w:pPr>
+        <w:pStyle w:val="Heading3"/>
+      </w:pPr>
+      <w:r>
+        <w:t xml:space="preserve">4.1. Bài toán phương pháp</w:t>
+      </w:r>
+    </w:p>
+    <w:p>
+      <w:pPr>
+        <w:pStyle w:val="FirstParagraph"/>
+      </w:pPr>
+      <w:r>
+        <w:t xml:space="preserve">Phân tích tổng hợp (meta-analysis) trong kinh doanh quốc tế đòi hỏi</w:t>
+      </w:r>
+      <w:r>
+        <w:t xml:space="preserve"> </w:t>
+      </w:r>
+      <w:r>
+        <w:rPr>
+          <w:bCs/>
+          <w:b/>
+        </w:rPr>
+        <w:t xml:space="preserve">trích xuất cỡ ảnh hưởng</w:t>
+      </w:r>
+      <w:r>
+        <w:rPr>
+          <w:bCs/>
+          <w:b/>
+        </w:rPr>
+        <w:t xml:space="preserve"> </w:t>
+      </w:r>
+      <w:r>
+        <w:rPr>
+          <w:bCs/>
+          <w:b/>
+        </w:rPr>
+        <w:t xml:space="preserve">(effect size)</w:t>
+      </w:r>
+      <w:r>
+        <w:t xml:space="preserve"> </w:t>
+      </w:r>
+      <w:r>
+        <w:t xml:space="preserve">từ hàng trăm nghiên cứu sơ cấp dị biệt: hệ số tương quan Pearson</w:t>
+      </w:r>
+      <w:r>
+        <w:t xml:space="preserve"> </w:t>
+      </w:r>
+      <w:r>
+        <w:rPr>
+          <w:iCs/>
+          <w:i/>
+        </w:rPr>
+        <w:t xml:space="preserve">r</w:t>
+      </w:r>
+      <w:r>
+        <w:t xml:space="preserve">, hệ số hồi quy</w:t>
+      </w:r>
+      <w:r>
+        <w:t xml:space="preserve"> </w:t>
+      </w:r>
+      <w:r>
+        <w:t xml:space="preserve">chuẩn hóa</w:t>
+      </w:r>
+      <w:r>
+        <w:t xml:space="preserve"> </w:t>
+      </w:r>
+      <w:r>
+        <w:rPr>
+          <w:iCs/>
+          <w:i/>
+        </w:rPr>
+        <w:t xml:space="preserve">β</w:t>
+      </w:r>
+      <w:r>
+        <w:t xml:space="preserve">, thống kê</w:t>
+      </w:r>
+      <w:r>
+        <w:t xml:space="preserve"> </w:t>
+      </w:r>
+      <w:r>
+        <w:rPr>
+          <w:iCs/>
+          <w:i/>
+        </w:rPr>
+        <w:t xml:space="preserve">t</w:t>
+      </w:r>
+      <w:r>
+        <w:t xml:space="preserve">,</w:t>
+      </w:r>
+      <w:r>
+        <w:t xml:space="preserve"> </w:t>
+      </w:r>
+      <w:r>
+        <w:rPr>
+          <w:iCs/>
+          <w:i/>
+        </w:rPr>
+        <w:t xml:space="preserve">F</w:t>
+      </w:r>
+      <w:r>
+        <w:t xml:space="preserve">, giá trị</w:t>
+      </w:r>
+      <w:r>
+        <w:t xml:space="preserve"> </w:t>
+      </w:r>
+      <w:r>
+        <w:rPr>
+          <w:iCs/>
+          <w:i/>
+        </w:rPr>
+        <w:t xml:space="preserve">p</w:t>
+      </w:r>
+      <w:r>
+        <w:t xml:space="preserve">, khoảng tin cậy — kèm cỡ mẫu</w:t>
+      </w:r>
+      <w:r>
+        <w:t xml:space="preserve"> </w:t>
+      </w:r>
+      <w:r>
+        <w:rPr>
+          <w:iCs/>
+          <w:i/>
+        </w:rPr>
+        <w:t xml:space="preserve">N</w:t>
+      </w:r>
+      <w:r>
+        <w:t xml:space="preserve"> </w:t>
+      </w:r>
+      <w:r>
+        <w:t xml:space="preserve">và các biến điều</w:t>
+      </w:r>
+      <w:r>
+        <w:t xml:space="preserve"> </w:t>
+      </w:r>
+      <w:r>
+        <w:t xml:space="preserve">tiết. Thao tác này khi làm thủ công vừa</w:t>
+      </w:r>
+      <w:r>
+        <w:t xml:space="preserve"> </w:t>
+      </w:r>
+      <w:r>
+        <w:rPr>
+          <w:bCs/>
+          <w:b/>
+        </w:rPr>
+        <w:t xml:space="preserve">chậm và lặp lại</w:t>
+      </w:r>
+      <w:r>
+        <w:t xml:space="preserve">, vừa</w:t>
+      </w:r>
+      <w:r>
+        <w:t xml:space="preserve"> </w:t>
+      </w:r>
+      <w:r>
+        <w:rPr>
+          <w:bCs/>
+          <w:b/>
+        </w:rPr>
+        <w:t xml:space="preserve">dễ sai sót</w:t>
+      </w:r>
+      <w:r>
+        <w:t xml:space="preserve"> </w:t>
+      </w:r>
+      <w:r>
+        <w:t xml:space="preserve">khi quy đổi giữa các</w:t>
+      </w:r>
+      <w:r>
+        <w:t xml:space="preserve"> </w:t>
+      </w:r>
+      <w:r>
+        <w:t xml:space="preserve">dạng thống kê và khi mã hóa biến điều tiết theo một khung phân loại nhất quán. Đây là nút thắt năng</w:t>
+      </w:r>
+      <w:r>
+        <w:t xml:space="preserve"> </w:t>
+      </w:r>
+      <w:r>
+        <w:t xml:space="preserve">suất kinh điển của tổng quan hệ thống: đánh đổi giữa</w:t>
+      </w:r>
+      <w:r>
+        <w:t xml:space="preserve"> </w:t>
+      </w:r>
+      <w:r>
+        <w:rPr>
+          <w:bCs/>
+          <w:b/>
+        </w:rPr>
+        <w:t xml:space="preserve">thông lượng trích xuất</w:t>
+      </w:r>
+      <w:r>
+        <w:t xml:space="preserve"> </w:t>
+      </w:r>
+      <w:r>
+        <w:t xml:space="preserve">và</w:t>
+      </w:r>
+      <w:r>
+        <w:t xml:space="preserve"> </w:t>
+      </w:r>
+      <w:r>
+        <w:rPr>
+          <w:bCs/>
+          <w:b/>
+        </w:rPr>
+        <w:t xml:space="preserve">độ chính xác</w:t>
+      </w:r>
+      <w:r>
+        <w:t xml:space="preserve">.</w:t>
+      </w:r>
+    </w:p>
+    <w:bookmarkEnd w:id="26"/>
+    <w:bookmarkStart w:id="27" w:name="Xb85f324b4a61b2bc9580bca568a78f5fd7f4e88"/>
+    <w:p>
+      <w:pPr>
+        <w:pStyle w:val="Heading3"/>
+      </w:pPr>
+      <w:r>
+        <w:t xml:space="preserve">4.2. Tri thức nền làm cơ sở thiết kế (knowledge-driven design)</w:t>
+      </w:r>
+    </w:p>
+    <w:p>
+      <w:pPr>
+        <w:pStyle w:val="FirstParagraph"/>
+      </w:pPr>
+      <w:r>
+        <w:t xml:space="preserve">M-AIDA</w:t>
+      </w:r>
+      <w:r>
+        <w:t xml:space="preserve"> </w:t>
+      </w:r>
+      <w:r>
+        <w:rPr>
+          <w:bCs/>
+          <w:b/>
+        </w:rPr>
+        <w:t xml:space="preserve">không phải phần mềm trích xuất tổng quát</w:t>
+      </w:r>
+      <w:r>
+        <w:t xml:space="preserve">, mà là kết tinh tri thức phương pháp luận của</w:t>
+      </w:r>
+      <w:r>
+        <w:t xml:space="preserve"> </w:t>
+      </w:r>
+      <w:r>
+        <w:t xml:space="preserve">tác giả về phân tích tổng hợp trong kinh doanh quốc tế. Cụ thể, các quy tắc nghiệp vụ được</w:t>
+      </w:r>
+      <w:r>
+        <w:t xml:space="preserve"> </w:t>
+      </w:r>
+      <w:r>
+        <w:rPr>
+          <w:bCs/>
+          <w:b/>
+        </w:rPr>
+        <w:t xml:space="preserve">mã hóa</w:t>
+      </w:r>
+      <w:r>
+        <w:rPr>
+          <w:bCs/>
+          <w:b/>
+        </w:rPr>
+        <w:t xml:space="preserve"> </w:t>
+      </w:r>
+      <w:r>
+        <w:rPr>
+          <w:bCs/>
+          <w:b/>
+        </w:rPr>
+        <w:t xml:space="preserve">trực tiếp từ chuẩn học thuật</w:t>
+      </w:r>
+      <w:r>
+        <w:t xml:space="preserve">:</w:t>
+      </w:r>
+      <w:r>
+        <w:t xml:space="preserve"> </w:t>
+      </w:r>
+      <w:r>
+        <w:t xml:space="preserve">-</w:t>
+      </w:r>
+      <w:r>
+        <w:t xml:space="preserve"> </w:t>
+      </w:r>
+      <w:r>
+        <w:rPr>
+          <w:bCs/>
+          <w:b/>
+        </w:rPr>
+        <w:t xml:space="preserve">Thứ tự ưu tiên thống kê</w:t>
+      </w:r>
+      <w:r>
+        <w:t xml:space="preserve"> </w:t>
+      </w:r>
+      <w:r>
+        <w:t xml:space="preserve">và</w:t>
+      </w:r>
+      <w:r>
+        <w:t xml:space="preserve"> </w:t>
+      </w:r>
+      <w:r>
+        <w:rPr>
+          <w:bCs/>
+          <w:b/>
+        </w:rPr>
+        <w:t xml:space="preserve">công thức quy đổi về</w:t>
+      </w:r>
+      <w:r>
+        <w:rPr>
+          <w:bCs/>
+          <w:b/>
+        </w:rPr>
+        <w:t xml:space="preserve"> </w:t>
+      </w:r>
+      <w:r>
+        <w:rPr>
+          <w:iCs/>
+          <w:i/>
+          <w:bCs/>
+          <w:b/>
+        </w:rPr>
+        <w:t xml:space="preserve">r</w:t>
+      </w:r>
+      <w:r>
+        <w:t xml:space="preserve">: trực tiếp</w:t>
+      </w:r>
+      <w:r>
+        <w:t xml:space="preserve"> </w:t>
+      </w:r>
+      <w:r>
+        <w:rPr>
+          <w:iCs/>
+          <w:i/>
+        </w:rPr>
+        <w:t xml:space="preserve">r</w:t>
+      </w:r>
+      <w:r>
+        <w:t xml:space="preserve"> </w:t>
+      </w:r>
+      <w:r>
+        <w:t xml:space="preserve">→ từ</w:t>
+      </w:r>
+      <w:r>
+        <w:t xml:space="preserve"> </w:t>
+      </w:r>
+      <w:r>
+        <w:rPr>
+          <w:iCs/>
+          <w:i/>
+        </w:rPr>
+        <w:t xml:space="preserve">t</w:t>
+      </w:r>
+      <w:r>
+        <w:t xml:space="preserve"> </w:t>
+      </w:r>
+      <w:r>
+        <w:t xml:space="preserve">→ từ</w:t>
+      </w:r>
+      <w:r>
+        <w:t xml:space="preserve"> </w:t>
+      </w:r>
+      <w:r>
+        <w:rPr>
+          <w:iCs/>
+          <w:i/>
+        </w:rPr>
+        <w:t xml:space="preserve">F</w:t>
+      </w:r>
+      <w:r>
+        <w:t xml:space="preserve"> </w:t>
+      </w:r>
+      <w:r>
+        <w:t xml:space="preserve">→ từ</w:t>
+      </w:r>
+      <w:r>
+        <w:t xml:space="preserve"> </w:t>
+      </w:r>
+      <w:r>
+        <w:rPr>
+          <w:iCs/>
+          <w:i/>
+        </w:rPr>
+        <w:t xml:space="preserve">β</w:t>
+      </w:r>
+      <w:r>
+        <w:t xml:space="preserve">, theo Borenstein et al. (2009) và Peterson &amp; Brown (2005) (</w:t>
+      </w:r>
+      <w:r>
+        <w:rPr>
+          <w:rStyle w:val="VerbatimChar"/>
+        </w:rPr>
+        <w:t xml:space="preserve">r = √(t²/(t²+df))</w:t>
+      </w:r>
+      <w:r>
+        <w:t xml:space="preserve">;</w:t>
+      </w:r>
+      <w:r>
+        <w:t xml:space="preserve"> </w:t>
+      </w:r>
+      <w:r>
+        <w:rPr>
+          <w:rStyle w:val="VerbatimChar"/>
+        </w:rPr>
+        <w:t xml:space="preserve">r ≈ β</w:t>
+      </w:r>
+      <w:r>
+        <w:t xml:space="preserve"> </w:t>
+      </w:r>
+      <w:r>
+        <w:t xml:space="preserve">với</w:t>
+      </w:r>
+      <w:r>
+        <w:t xml:space="preserve"> </w:t>
+      </w:r>
+      <w:r>
+        <w:t xml:space="preserve">hiệu chỉnh khi |β| nhỏ). Mỗi đường quy đổi gắn một</w:t>
+      </w:r>
+      <w:r>
+        <w:t xml:space="preserve"> </w:t>
+      </w:r>
+      <w:r>
+        <w:rPr>
+          <w:bCs/>
+          <w:b/>
+        </w:rPr>
+        <w:t xml:space="preserve">mức độ tin cậy</w:t>
+      </w:r>
+      <w:r>
+        <w:t xml:space="preserve"> </w:t>
+      </w:r>
+      <w:r>
+        <w:t xml:space="preserve">giảm dần.</w:t>
+      </w:r>
+      <w:r>
+        <w:t xml:space="preserve"> </w:t>
+      </w:r>
+      <w:r>
+        <w:t xml:space="preserve">-</w:t>
+      </w:r>
+      <w:r>
+        <w:t xml:space="preserve"> </w:t>
+      </w:r>
+      <w:r>
+        <w:rPr>
+          <w:bCs/>
+          <w:b/>
+        </w:rPr>
+        <w:t xml:space="preserve">Khung biến điều tiết đặc thù của luận án</w:t>
+      </w:r>
+      <w:r>
+        <w:t xml:space="preserve">: chế độ thể chế ICRV, chỉ số áp dụng số quốc gia</w:t>
+      </w:r>
+      <w:r>
+        <w:t xml:space="preserve"> </w:t>
+      </w:r>
+      <w:r>
+        <w:t xml:space="preserve">cDAI, pha Vòng đời Nghịch lý Số DPL (Precede/Span/Follow). Đây là</w:t>
+      </w:r>
+      <w:r>
+        <w:t xml:space="preserve"> </w:t>
+      </w:r>
+      <w:r>
+        <w:rPr>
+          <w:bCs/>
+          <w:b/>
+        </w:rPr>
+        <w:t xml:space="preserve">bộ ba moderator cấp meta-analytic</w:t>
+      </w:r>
+      <w:r>
+        <w:t xml:space="preserve"> </w:t>
+      </w:r>
+      <w:r>
+        <w:t xml:space="preserve">mà bài báo P6 dùng để kiểm định khung lý thuyết phân tầng CIMT–ICRV–CDCM của luận án (Chương 2</w:t>
+      </w:r>
+      <w:r>
+        <w:t xml:space="preserve"> </w:t>
+      </w:r>
+      <w:r>
+        <w:t xml:space="preserve">§2.5.1–2.5.4): ICRV vận hành lớp taxonomy thể chế (45 nền kinh tế × 6 chế độ con); cDAI và DPL</w:t>
+      </w:r>
+      <w:r>
+        <w:t xml:space="preserve"> </w:t>
+      </w:r>
+      <w:r>
+        <w:t xml:space="preserve">vận hành lớp signature số hóa (CDCM) ở độ phân giải meta-analytic (cấp quốc gia × thời gian, vì</w:t>
+      </w:r>
+      <w:r>
+        <w:t xml:space="preserve"> </w:t>
+      </w:r>
+      <w:r>
+        <w:t xml:space="preserve">độ phân giải doanh nghiệp không trích xuất được từ các bài báo gốc). Cơ chế trung tâm CIMT</w:t>
+      </w:r>
+      <w:r>
+        <w:t xml:space="preserve"> </w:t>
+      </w:r>
+      <w:r>
+        <w:t xml:space="preserve">(Capability–Institution Mismatch Theory) tích hợp ba kênh đã khẳng định trong văn liệu IB (rent</w:t>
+      </w:r>
+      <w:r>
+        <w:t xml:space="preserve"> </w:t>
+      </w:r>
+      <w:r>
+        <w:t xml:space="preserve">protection, LoF attenuation, institutional-void amplification) được kiểm định gián tiếp qua mối</w:t>
+      </w:r>
+      <w:r>
+        <w:t xml:space="preserve"> </w:t>
+      </w:r>
+      <w:r>
+        <w:t xml:space="preserve">quan hệ giữa ba moderator này. Các kiến tạo (construct) ICRV / cDAI / DPL do chính tác giả phát</w:t>
+      </w:r>
+      <w:r>
+        <w:t xml:space="preserve"> </w:t>
+      </w:r>
+      <w:r>
+        <w:t xml:space="preserve">triển trong khuôn khổ luận án.</w:t>
+      </w:r>
+      <w:r>
+        <w:t xml:space="preserve"> </w:t>
+      </w:r>
+      <w:r>
+        <w:t xml:space="preserve">-</w:t>
+      </w:r>
+      <w:r>
+        <w:t xml:space="preserve"> </w:t>
+      </w:r>
+      <w:r>
+        <w:rPr>
+          <w:bCs/>
+          <w:b/>
+        </w:rPr>
+        <w:t xml:space="preserve">Chuẩn báo cáo</w:t>
+      </w:r>
+      <w:r>
+        <w:t xml:space="preserve">: tuân thủ tinh thần PRISMA 2020 và MARS (Meta-Analysis Reporting Standards), với</w:t>
+      </w:r>
+      <w:r>
+        <w:t xml:space="preserve"> </w:t>
+      </w:r>
+      <w:r>
+        <w:t xml:space="preserve">trường dữ liệu xuất ra khớp ma trận dữ liệu của luận án.</w:t>
+      </w:r>
+    </w:p>
+    <w:p>
+      <w:pPr>
+        <w:pStyle w:val="BodyText"/>
+      </w:pPr>
+      <w:r>
+        <w:t xml:space="preserve">Nói cách khác,</w:t>
+      </w:r>
+      <w:r>
+        <w:t xml:space="preserve"> </w:t>
+      </w:r>
+      <w:r>
+        <w:rPr>
+          <w:bCs/>
+          <w:b/>
+        </w:rPr>
+        <w:t xml:space="preserve">giá trị cốt lõi của M-AIDA nằm ở tri thức chuyên ngành được hệ thống hóa</w:t>
+      </w:r>
+      <w:r>
+        <w:t xml:space="preserve">, không</w:t>
+      </w:r>
+      <w:r>
+        <w:t xml:space="preserve"> </w:t>
+      </w:r>
+      <w:r>
+        <w:t xml:space="preserve">chỉ ở phần lập trình. Chính vì dựa trên hiểu biết sâu về meta-analysis trong international business</w:t>
+      </w:r>
+      <w:r>
+        <w:t xml:space="preserve"> </w:t>
+      </w:r>
+      <w:r>
+        <w:t xml:space="preserve">mà tác giả mới có thể đặc tả được system prompt, thang tin cậy, và lược đồ biến điều tiết đúng chuẩn.</w:t>
+      </w:r>
+    </w:p>
+    <w:p>
+      <w:r>
+        <w:pict>
+          <v:rect style="width:0;height:1.5pt" o:hralign="center" o:hrstd="t" o:hr="t"/>
+        </w:pict>
+      </w:r>
+    </w:p>
+    <w:bookmarkEnd w:id="27"/>
+    <w:bookmarkEnd w:id="28"/>
+    <w:bookmarkStart w:id="29" w:name="X832a49816aff1bc89838798d4636e8cbf51de5e"/>
+    <w:p>
+      <w:pPr>
+        <w:pStyle w:val="Heading2"/>
+      </w:pPr>
+      <w:r>
+        <w:t xml:space="preserve">5. NGUYÊN LÝ CỐT LÕI — CON NGƯỜI TRONG VÒNG LẶP (Human-in-the-Loop)</w:t>
+      </w:r>
+    </w:p>
+    <w:p>
+      <w:pPr>
+        <w:pStyle w:val="FirstParagraph"/>
+      </w:pPr>
+      <w:r>
+        <w:t xml:space="preserve">M-AIDA được thiết kế trên một nguyên lý phương pháp luận</w:t>
+      </w:r>
+      <w:r>
+        <w:t xml:space="preserve"> </w:t>
+      </w:r>
+      <w:r>
+        <w:rPr>
+          <w:bCs/>
+          <w:b/>
+        </w:rPr>
+        <w:t xml:space="preserve">bất biến</w:t>
+      </w:r>
+      <w:r>
+        <w:t xml:space="preserve">:</w:t>
+      </w:r>
+    </w:p>
+    <w:p>
+      <w:pPr>
+        <w:pStyle w:val="BlockText"/>
+      </w:pPr>
+      <w:r>
+        <w:rPr>
+          <w:bCs/>
+          <w:b/>
+        </w:rPr>
+        <w:t xml:space="preserve">Tự động hóa để giảm THỜI GIAN; con người để bảo đảm TÍNH HỢP LỆ.</w:t>
+      </w:r>
     </w:p>
     <w:p>
       <w:pPr>
@@ -576,7 +1369,54 @@
         <w:pStyle w:val="Compact"/>
       </w:pPr>
       <w:r>
-        <w:t xml:space="preserve">Quyết định 3010/QĐ-ĐHCT (Công nhận NCS) — không có điều khoản IP</w:t>
+        <w:t xml:space="preserve">Mô hình ngôn ngữ lớn (LLM) chỉ tạo ra</w:t>
+      </w:r>
+      <w:r>
+        <w:t xml:space="preserve"> </w:t>
+      </w:r>
+      <w:r>
+        <w:rPr>
+          <w:bCs/>
+          <w:b/>
+        </w:rPr>
+        <w:t xml:space="preserve">bản nháp trích xuất</w:t>
+      </w:r>
+      <w:r>
+        <w:t xml:space="preserve"> </w:t>
+      </w:r>
+      <w:r>
+        <w:t xml:space="preserve">kèm điểm tin cậy</w:t>
+      </w:r>
+      <w:r>
+        <w:t xml:space="preserve"> </w:t>
+      </w:r>
+      <w:r>
+        <w:t xml:space="preserve">(</w:t>
+      </w:r>
+      <w:r>
+        <w:rPr>
+          <w:rStyle w:val="VerbatimChar"/>
+        </w:rPr>
+        <w:t xml:space="preserve">extraction_confidence</w:t>
+      </w:r>
+      <w:r>
+        <w:t xml:space="preserve">); bản nháp</w:t>
+      </w:r>
+      <w:r>
+        <w:t xml:space="preserve"> </w:t>
+      </w:r>
+      <w:r>
+        <w:rPr>
+          <w:bCs/>
+          <w:b/>
+        </w:rPr>
+        <w:t xml:space="preserve">không bao giờ</w:t>
+      </w:r>
+      <w:r>
+        <w:t xml:space="preserve"> </w:t>
+      </w:r>
+      <w:r>
+        <w:t xml:space="preserve">tự động đi vào tập dữ liệu phân tích.</w:t>
       </w:r>
     </w:p>
     <w:p>
@@ -588,7 +1428,34 @@
         <w:pStyle w:val="Compact"/>
       </w:pPr>
       <w:r>
-        <w:t xml:space="preserve">Quyết định 4768/QĐ-ĐHCT (Giao chuyên đề) — không có điều khoản IP</w:t>
+        <w:t xml:space="preserve">Bản ghi có</w:t>
+      </w:r>
+      <w:r>
+        <w:t xml:space="preserve"> </w:t>
+      </w:r>
+      <w:r>
+        <w:rPr>
+          <w:rStyle w:val="VerbatimChar"/>
+        </w:rPr>
+        <w:t xml:space="preserve">confidence &lt; 0.7</w:t>
+      </w:r>
+      <w:r>
+        <w:t xml:space="preserve"> </w:t>
+      </w:r>
+      <w:r>
+        <w:t xml:space="preserve">tự động bị gắn cờ</w:t>
+      </w:r>
+      <w:r>
+        <w:t xml:space="preserve"> </w:t>
+      </w:r>
+      <w:r>
+        <w:rPr>
+          <w:rStyle w:val="VerbatimChar"/>
+        </w:rPr>
+        <w:t xml:space="preserve">requires_verification</w:t>
+      </w:r>
+      <w:r>
+        <w:t xml:space="preserve">.</w:t>
       </w:r>
     </w:p>
     <w:p>
@@ -600,7 +1467,52 @@
         <w:pStyle w:val="Compact"/>
       </w:pPr>
       <w:r>
-        <w:t xml:space="preserve">Quyết định 4769/QĐ-ĐHCT (Điều chỉnh tên luận án) — không có điều khoản IP</w:t>
+        <w:rPr>
+          <w:bCs/>
+          <w:b/>
+        </w:rPr>
+        <w:t xml:space="preserve">Principal Investigator (PI)</w:t>
+      </w:r>
+      <w:r>
+        <w:t xml:space="preserve"> </w:t>
+      </w:r>
+      <w:r>
+        <w:t xml:space="preserve">bắt buộc rà soát, có quyền</w:t>
+      </w:r>
+      <w:r>
+        <w:t xml:space="preserve"> </w:t>
+      </w:r>
+      <w:r>
+        <w:rPr>
+          <w:bCs/>
+          <w:b/>
+        </w:rPr>
+        <w:t xml:space="preserve">ghi đè (override)</w:t>
+      </w:r>
+      <w:r>
+        <w:t xml:space="preserve"> </w:t>
+      </w:r>
+      <w:r>
+        <w:t xml:space="preserve">bất kỳ trường nào,</w:t>
+      </w:r>
+      <w:r>
+        <w:t xml:space="preserve"> </w:t>
+      </w:r>
+      <w:r>
+        <w:t xml:space="preserve">ghi chú lý do, rồi mới</w:t>
+      </w:r>
+      <w:r>
+        <w:t xml:space="preserve"> </w:t>
+      </w:r>
+      <w:r>
+        <w:rPr>
+          <w:bCs/>
+          <w:b/>
+        </w:rPr>
+        <w:t xml:space="preserve">phê duyệt</w:t>
+      </w:r>
+      <w:r>
+        <w:t xml:space="preserve">.</w:t>
       </w:r>
     </w:p>
     <w:p>
@@ -612,19 +1524,45 @@
         <w:pStyle w:val="Compact"/>
       </w:pPr>
       <w:r>
-        <w:t xml:space="preserve">Bản cam đoan của NCS về nguồn lực cá nhân (xem</w:t>
-      </w:r>
-      <w:r>
-        <w:t xml:space="preserve"> </w:t>
-      </w:r>
-      <w:r>
-        <w:rPr>
-          <w:rStyle w:val="VerbatimChar"/>
-        </w:rPr>
-        <w:t xml:space="preserve">06_cam_doan_nguon_luc_ca_nhan.md</w:t>
-      </w:r>
-      <w:r>
-        <w:t xml:space="preserve">)</w:t>
+        <w:t xml:space="preserve">Chỉ bản ghi đã phê duyệt mới được</w:t>
+      </w:r>
+      <w:r>
+        <w:t xml:space="preserve"> </w:t>
+      </w:r>
+      <w:r>
+        <w:rPr>
+          <w:bCs/>
+          <w:b/>
+        </w:rPr>
+        <w:t xml:space="preserve">khóa vĩnh viễn (irreversible lock)</w:t>
+      </w:r>
+      <w:r>
+        <w:t xml:space="preserve"> </w:t>
+      </w:r>
+      <w:r>
+        <w:t xml:space="preserve">kèm dấu thời gian UTC,</w:t>
+      </w:r>
+      <w:r>
+        <w:t xml:space="preserve"> </w:t>
+      </w:r>
+      <w:r>
+        <w:t xml:space="preserve">tạo</w:t>
+      </w:r>
+      <w:r>
+        <w:t xml:space="preserve"> </w:t>
+      </w:r>
+      <w:r>
+        <w:rPr>
+          <w:bCs/>
+          <w:b/>
+        </w:rPr>
+        <w:t xml:space="preserve">vết kiểm toán (audit trail)</w:t>
+      </w:r>
+      <w:r>
+        <w:t xml:space="preserve"> </w:t>
+      </w:r>
+      <w:r>
+        <w:t xml:space="preserve">phục vụ minh bạch và tái lập.</w:t>
       </w:r>
     </w:p>
     <w:p>
@@ -636,28 +1574,7 @@
         <w:pStyle w:val="Compact"/>
       </w:pPr>
       <w:r>
-        <w:t xml:space="preserve">Email thông báo Phòng KHCN CTU (xem</w:t>
-      </w:r>
-      <w:r>
-        <w:t xml:space="preserve"> </w:t>
-      </w:r>
-      <w:r>
-        <w:rPr>
-          <w:rStyle w:val="VerbatimChar"/>
-        </w:rPr>
-        <w:t xml:space="preserve">04_phan_tich_chu_so_huu_va_ctu.md</w:t>
-      </w:r>
-      <w:r>
-        <w:t xml:space="preserve"> </w:t>
-      </w:r>
-      <w:r>
-        <w:t xml:space="preserve">Section 9 — short</w:t>
-      </w:r>
-      <w:r>
-        <w:t xml:space="preserve"> </w:t>
-      </w:r>
-      <w:r>
-        <w:t xml:space="preserve">email version)</w:t>
+        <w:t xml:space="preserve">Chỉ các bản ghi đã khóa mới được xuất ra CSV để đưa vào phân tích.</w:t>
       </w:r>
     </w:p>
     <w:p>
@@ -665,55 +1582,78 @@
         <w:pStyle w:val="FirstParagraph"/>
       </w:pPr>
       <w:r>
-        <w:t xml:space="preserve">Tại thời điểm đăng ký, M-AIDA</w:t>
-      </w:r>
-      <w:r>
-        <w:t xml:space="preserve"> </w:t>
-      </w:r>
-      <w:r>
-        <w:rPr>
-          <w:bCs/>
-          <w:b/>
-        </w:rPr>
-        <w:t xml:space="preserve">chưa có sản phẩm tương đương trên thị trường</w:t>
-      </w:r>
-      <w:r>
-        <w:t xml:space="preserve"> </w:t>
-      </w:r>
-      <w:r>
-        <w:t xml:space="preserve">trong phạm vi</w:t>
-      </w:r>
-      <w:r>
-        <w:t xml:space="preserve"> </w:t>
-      </w:r>
-      <w:r>
-        <w:t xml:space="preserve">công cụ trích xuất dữ liệu chuyên biệt cho phân tích tổng hợp lĩnh vực kinh doanh quốc tế.</w:t>
-      </w:r>
-    </w:p>
-    <w:p>
-      <w:pPr>
-        <w:pStyle w:val="BodyText"/>
-      </w:pPr>
-      <w:r>
-        <w:rPr>
-          <w:iCs/>
-          <w:i/>
-        </w:rPr>
-        <w:t xml:space="preserve">(Thông tin cá nhân để hoàn tất đơn COV — tác giả điền: họ tên đầy đủ, ngày sinh, địa chỉ thường</w:t>
-      </w:r>
-      <w:r>
-        <w:rPr>
-          <w:iCs/>
-          <w:i/>
-        </w:rPr>
-        <w:t xml:space="preserve"> </w:t>
-      </w:r>
-      <w:r>
-        <w:rPr>
-          <w:iCs/>
-          <w:i/>
-        </w:rPr>
-        <w:t xml:space="preserve">trú, số CCCD, điện thoại, email; quốc tịch Việt Nam.)</w:t>
+        <w:t xml:space="preserve">Cơ chế hai bước</w:t>
+      </w:r>
+      <w:r>
+        <w:t xml:space="preserve"> </w:t>
+      </w:r>
+      <w:r>
+        <w:rPr>
+          <w:bCs/>
+          <w:b/>
+        </w:rPr>
+        <w:t xml:space="preserve">phê duyệt → khóa</w:t>
+      </w:r>
+      <w:r>
+        <w:t xml:space="preserve"> </w:t>
+      </w:r>
+      <w:r>
+        <w:t xml:space="preserve">là</w:t>
+      </w:r>
+      <w:r>
+        <w:t xml:space="preserve"> </w:t>
+      </w:r>
+      <w:r>
+        <w:rPr>
+          <w:bCs/>
+          <w:b/>
+        </w:rPr>
+        <w:t xml:space="preserve">đặc trưng phân biệt M-AIDA với mọi công cụ trích xuất tự</w:t>
+      </w:r>
+      <w:r>
+        <w:rPr>
+          <w:bCs/>
+          <w:b/>
+        </w:rPr>
+        <w:t xml:space="preserve"> </w:t>
+      </w:r>
+      <w:r>
+        <w:rPr>
+          <w:bCs/>
+          <w:b/>
+        </w:rPr>
+        <w:t xml:space="preserve">động thuần túy</w:t>
+      </w:r>
+      <w:r>
+        <w:t xml:space="preserve">: nó hiện thực hóa chuẩn mực sử dụng AI có trách nhiệm trong nghiên cứu — AI tăng</w:t>
+      </w:r>
+      <w:r>
+        <w:t xml:space="preserve"> </w:t>
+      </w:r>
+      <w:r>
+        <w:t xml:space="preserve">tốc, nhưng</w:t>
+      </w:r>
+      <w:r>
+        <w:t xml:space="preserve"> </w:t>
+      </w:r>
+      <w:r>
+        <w:rPr>
+          <w:bCs/>
+          <w:b/>
+        </w:rPr>
+        <w:t xml:space="preserve">con người chịu trách nhiệm cuối cùng</w:t>
+      </w:r>
+      <w:r>
+        <w:t xml:space="preserve"> </w:t>
+      </w:r>
+      <w:r>
+        <w:t xml:space="preserve">về từng số liệu. Đây cũng là lý do dữ liệu do</w:t>
+      </w:r>
+      <w:r>
+        <w:t xml:space="preserve"> </w:t>
+      </w:r>
+      <w:r>
+        <w:t xml:space="preserve">quy trình M-AIDA sinh ra đủ tin cậy cho nghiên cứu bình duyệt.</w:t>
       </w:r>
     </w:p>
     <w:p>
@@ -723,24 +1663,91 @@
         </w:pict>
       </w:r>
     </w:p>
-    <w:bookmarkEnd w:id="24"/>
-    <w:bookmarkEnd w:id="25"/>
-    <w:bookmarkStart w:id="28" w:name="Xea0793024751703a7c0882e8c843b9868efbbd6"/>
+    <w:bookmarkEnd w:id="29"/>
+    <w:bookmarkStart w:id="32" w:name="kiến-trúc-phần-mềm"/>
     <w:p>
       <w:pPr>
         <w:pStyle w:val="Heading2"/>
       </w:pPr>
       <w:r>
-        <w:t xml:space="preserve">4. CƠ SỞ HỌC THUẬT VÀ ĐỘNG CƠ XÂY DỰNG (Statement of Need)</w:t>
-      </w:r>
-    </w:p>
-    <w:bookmarkStart w:id="26" w:name="Xd72ef34686eed2e7ae22b3800b488491aacfd9b"/>
+        <w:t xml:space="preserve">6. KIẾN TRÚC PHẦN MỀM</w:t>
+      </w:r>
+    </w:p>
+    <w:p>
+      <w:pPr>
+        <w:pStyle w:val="FirstParagraph"/>
+      </w:pPr>
+      <w:r>
+        <w:t xml:space="preserve">M-AIDA v7.0 là</w:t>
+      </w:r>
+      <w:r>
+        <w:t xml:space="preserve"> </w:t>
+      </w:r>
+      <w:r>
+        <w:rPr>
+          <w:bCs/>
+          <w:b/>
+        </w:rPr>
+        <w:t xml:space="preserve">ứng dụng web một tệp (single-file), chạy hoàn toàn phía trình duyệt</w:t>
+      </w:r>
+      <w:r>
+        <w:rPr>
+          <w:bCs/>
+          <w:b/>
+        </w:rPr>
+        <w:t xml:space="preserve"> </w:t>
+      </w:r>
+      <w:r>
+        <w:rPr>
+          <w:bCs/>
+          <w:b/>
+        </w:rPr>
+        <w:t xml:space="preserve">(client-side), không yêu cầu máy chủ, cơ sở dữ liệu ngoài hay khóa API</w:t>
+      </w:r>
+      <w:r>
+        <w:t xml:space="preserve">. Toàn bộ giao diện và</w:t>
+      </w:r>
+      <w:r>
+        <w:t xml:space="preserve"> </w:t>
+      </w:r>
+      <w:r>
+        <w:t xml:space="preserve">logic xử lý nằm trong một tệp</w:t>
+      </w:r>
+      <w:r>
+        <w:t xml:space="preserve"> </w:t>
+      </w:r>
+      <w:r>
+        <w:rPr>
+          <w:rStyle w:val="VerbatimChar"/>
+        </w:rPr>
+        <w:t xml:space="preserve">MAIDA_intake.html</w:t>
+      </w:r>
+      <w:r>
+        <w:t xml:space="preserve"> </w:t>
+      </w:r>
+      <w:r>
+        <w:t xml:space="preserve">(HTML5 + JavaScript ES2017+), kèm thư viện</w:t>
+      </w:r>
+      <w:r>
+        <w:t xml:space="preserve"> </w:t>
+      </w:r>
+      <w:r>
+        <w:t xml:space="preserve">PDF.js nạp từ CDN để đọc tệp PDF. Lựa chọn kiến trúc này nhằm tối đa hóa tính khả chuyển, khả</w:t>
+      </w:r>
+      <w:r>
+        <w:t xml:space="preserve"> </w:t>
+      </w:r>
+      <w:r>
+        <w:t xml:space="preserve">năng tái lập và bảo mật dữ liệu (mọi dữ liệu lưu cục bộ trên trình duyệt, không truyền ra ngoài).</w:t>
+      </w:r>
+    </w:p>
+    <w:bookmarkStart w:id="30" w:name="X993da66fc6fdd86945648268c803820d9196e53"/>
     <w:p>
       <w:pPr>
         <w:pStyle w:val="Heading3"/>
       </w:pPr>
       <w:r>
-        <w:t xml:space="preserve">4.1. Bài toán phương pháp</w:t>
+        <w:t xml:space="preserve">6.1 PHẦN DO TÁC GIẢ TỰ XÂY DỰNG (phạm vi yêu cầu bảo hộ)</w:t>
       </w:r>
     </w:p>
     <w:p>
@@ -748,264 +1755,7 @@
         <w:pStyle w:val="FirstParagraph"/>
       </w:pPr>
       <w:r>
-        <w:t xml:space="preserve">Phân tích tổng hợp (meta-analysis) trong kinh doanh quốc tế đòi hỏi</w:t>
-      </w:r>
-      <w:r>
-        <w:t xml:space="preserve"> </w:t>
-      </w:r>
-      <w:r>
-        <w:rPr>
-          <w:bCs/>
-          <w:b/>
-        </w:rPr>
-        <w:t xml:space="preserve">trích xuất cỡ ảnh hưởng</w:t>
-      </w:r>
-      <w:r>
-        <w:rPr>
-          <w:bCs/>
-          <w:b/>
-        </w:rPr>
-        <w:t xml:space="preserve"> </w:t>
-      </w:r>
-      <w:r>
-        <w:rPr>
-          <w:bCs/>
-          <w:b/>
-        </w:rPr>
-        <w:t xml:space="preserve">(effect size)</w:t>
-      </w:r>
-      <w:r>
-        <w:t xml:space="preserve"> </w:t>
-      </w:r>
-      <w:r>
-        <w:t xml:space="preserve">từ hàng trăm nghiên cứu sơ cấp dị biệt: hệ số tương quan Pearson</w:t>
-      </w:r>
-      <w:r>
-        <w:t xml:space="preserve"> </w:t>
-      </w:r>
-      <w:r>
-        <w:rPr>
-          <w:iCs/>
-          <w:i/>
-        </w:rPr>
-        <w:t xml:space="preserve">r</w:t>
-      </w:r>
-      <w:r>
-        <w:t xml:space="preserve">, hệ số hồi quy</w:t>
-      </w:r>
-      <w:r>
-        <w:t xml:space="preserve"> </w:t>
-      </w:r>
-      <w:r>
-        <w:t xml:space="preserve">chuẩn hóa</w:t>
-      </w:r>
-      <w:r>
-        <w:t xml:space="preserve"> </w:t>
-      </w:r>
-      <w:r>
-        <w:rPr>
-          <w:iCs/>
-          <w:i/>
-        </w:rPr>
-        <w:t xml:space="preserve">β</w:t>
-      </w:r>
-      <w:r>
-        <w:t xml:space="preserve">, thống kê</w:t>
-      </w:r>
-      <w:r>
-        <w:t xml:space="preserve"> </w:t>
-      </w:r>
-      <w:r>
-        <w:rPr>
-          <w:iCs/>
-          <w:i/>
-        </w:rPr>
-        <w:t xml:space="preserve">t</w:t>
-      </w:r>
-      <w:r>
-        <w:t xml:space="preserve">,</w:t>
-      </w:r>
-      <w:r>
-        <w:t xml:space="preserve"> </w:t>
-      </w:r>
-      <w:r>
-        <w:rPr>
-          <w:iCs/>
-          <w:i/>
-        </w:rPr>
-        <w:t xml:space="preserve">F</w:t>
-      </w:r>
-      <w:r>
-        <w:t xml:space="preserve">, giá trị</w:t>
-      </w:r>
-      <w:r>
-        <w:t xml:space="preserve"> </w:t>
-      </w:r>
-      <w:r>
-        <w:rPr>
-          <w:iCs/>
-          <w:i/>
-        </w:rPr>
-        <w:t xml:space="preserve">p</w:t>
-      </w:r>
-      <w:r>
-        <w:t xml:space="preserve">, khoảng tin cậy — kèm cỡ mẫu</w:t>
-      </w:r>
-      <w:r>
-        <w:t xml:space="preserve"> </w:t>
-      </w:r>
-      <w:r>
-        <w:rPr>
-          <w:iCs/>
-          <w:i/>
-        </w:rPr>
-        <w:t xml:space="preserve">N</w:t>
-      </w:r>
-      <w:r>
-        <w:t xml:space="preserve"> </w:t>
-      </w:r>
-      <w:r>
-        <w:t xml:space="preserve">và các biến điều</w:t>
-      </w:r>
-      <w:r>
-        <w:t xml:space="preserve"> </w:t>
-      </w:r>
-      <w:r>
-        <w:t xml:space="preserve">tiết. Thao tác này khi làm thủ công vừa</w:t>
-      </w:r>
-      <w:r>
-        <w:t xml:space="preserve"> </w:t>
-      </w:r>
-      <w:r>
-        <w:rPr>
-          <w:bCs/>
-          <w:b/>
-        </w:rPr>
-        <w:t xml:space="preserve">chậm và lặp lại</w:t>
-      </w:r>
-      <w:r>
-        <w:t xml:space="preserve">, vừa</w:t>
-      </w:r>
-      <w:r>
-        <w:t xml:space="preserve"> </w:t>
-      </w:r>
-      <w:r>
-        <w:rPr>
-          <w:bCs/>
-          <w:b/>
-        </w:rPr>
-        <w:t xml:space="preserve">dễ sai sót</w:t>
-      </w:r>
-      <w:r>
-        <w:t xml:space="preserve"> </w:t>
-      </w:r>
-      <w:r>
-        <w:t xml:space="preserve">khi quy đổi giữa các</w:t>
-      </w:r>
-      <w:r>
-        <w:t xml:space="preserve"> </w:t>
-      </w:r>
-      <w:r>
-        <w:t xml:space="preserve">dạng thống kê và khi mã hóa biến điều tiết theo một khung phân loại nhất quán. Đây là nút thắt năng</w:t>
-      </w:r>
-      <w:r>
-        <w:t xml:space="preserve"> </w:t>
-      </w:r>
-      <w:r>
-        <w:t xml:space="preserve">suất kinh điển của tổng quan hệ thống: đánh đổi giữa</w:t>
-      </w:r>
-      <w:r>
-        <w:t xml:space="preserve"> </w:t>
-      </w:r>
-      <w:r>
-        <w:rPr>
-          <w:bCs/>
-          <w:b/>
-        </w:rPr>
-        <w:t xml:space="preserve">thông lượng trích xuất</w:t>
-      </w:r>
-      <w:r>
-        <w:t xml:space="preserve"> </w:t>
-      </w:r>
-      <w:r>
-        <w:t xml:space="preserve">và</w:t>
-      </w:r>
-      <w:r>
-        <w:t xml:space="preserve"> </w:t>
-      </w:r>
-      <w:r>
-        <w:rPr>
-          <w:bCs/>
-          <w:b/>
-        </w:rPr>
-        <w:t xml:space="preserve">độ chính xác</w:t>
-      </w:r>
-      <w:r>
-        <w:t xml:space="preserve">.</w:t>
-      </w:r>
-    </w:p>
-    <w:bookmarkEnd w:id="26"/>
-    <w:bookmarkStart w:id="27" w:name="X57d53613b97000b4f2a1c6941550f037260559b"/>
-    <w:p>
-      <w:pPr>
-        <w:pStyle w:val="Heading3"/>
-      </w:pPr>
-      <w:r>
-        <w:t xml:space="preserve">4.2. Tri thức nền làm cơ sở thiết kế (knowledge-driven design)</w:t>
-      </w:r>
-    </w:p>
-    <w:p>
-      <w:pPr>
-        <w:pStyle w:val="FirstParagraph"/>
-      </w:pPr>
-      <w:r>
-        <w:t xml:space="preserve">M-AIDA</w:t>
-      </w:r>
-      <w:r>
-        <w:t xml:space="preserve"> </w:t>
-      </w:r>
-      <w:r>
-        <w:rPr>
-          <w:bCs/>
-          <w:b/>
-        </w:rPr>
-        <w:t xml:space="preserve">không phải phần mềm trích xuất tổng quát</w:t>
-      </w:r>
-      <w:r>
-        <w:t xml:space="preserve">, mà là kết tinh tri thức phương pháp luận của</w:t>
-      </w:r>
-      <w:r>
-        <w:t xml:space="preserve"> </w:t>
-      </w:r>
-      <w:r>
-        <w:t xml:space="preserve">tác giả về phân tích tổng hợp trong kinh doanh quốc tế. Cụ thể, các quy tắc nghiệp vụ được</w:t>
-      </w:r>
-      <w:r>
-        <w:t xml:space="preserve"> </w:t>
-      </w:r>
-      <w:r>
-        <w:rPr>
-          <w:bCs/>
-          <w:b/>
-        </w:rPr>
-        <w:t xml:space="preserve">mã hóa</w:t>
-      </w:r>
-      <w:r>
-        <w:rPr>
-          <w:bCs/>
-          <w:b/>
-        </w:rPr>
-        <w:t xml:space="preserve"> </w:t>
-      </w:r>
-      <w:r>
-        <w:rPr>
-          <w:bCs/>
-          <w:b/>
-        </w:rPr>
-        <w:t xml:space="preserve">trực tiếp từ chuẩn học thuật</w:t>
-      </w:r>
-      <w:r>
-        <w:t xml:space="preserve">:</w:t>
+        <w:t xml:space="preserve">Phần mã nguồn nguyên gốc của tác giả, được yêu cầu bảo hộ trong hồ sơ đăng ký này, bao gồm:</w:t>
       </w:r>
     </w:p>
     <w:p>
@@ -1021,42 +1771,44 @@
           <w:bCs/>
           <w:b/>
         </w:rPr>
-        <w:t xml:space="preserve">Thứ tự ưu tiên thống kê</w:t>
-      </w:r>
-      <w:r>
-        <w:t xml:space="preserve"> </w:t>
-      </w:r>
-      <w:r>
-        <w:t xml:space="preserve">và</w:t>
-      </w:r>
-      <w:r>
-        <w:t xml:space="preserve"> </w:t>
-      </w:r>
-      <w:r>
-        <w:rPr>
-          <w:bCs/>
-          <w:b/>
-        </w:rPr>
-        <w:t xml:space="preserve">công thức quy đổi về</w:t>
-      </w:r>
-      <w:r>
-        <w:rPr>
-          <w:bCs/>
-          <w:b/>
-        </w:rPr>
+        <w:t xml:space="preserve">Logic trích xuất bằng quy tắc (</w:t>
+      </w:r>
+      <w:r>
+        <w:rPr>
+          <w:rStyle w:val="VerbatimChar"/>
+          <w:bCs/>
+          <w:b/>
+        </w:rPr>
+        <w:t xml:space="preserve">ruleExtract</w:t>
+      </w:r>
+      <w:r>
+        <w:rPr>
+          <w:bCs/>
+          <w:b/>
+        </w:rPr>
+        <w:t xml:space="preserve">)</w:t>
+      </w:r>
+      <w:r>
+        <w:t xml:space="preserve">: bộ biểu thức chính quy (regular expressions)</w:t>
+      </w:r>
+      <w:r>
+        <w:t xml:space="preserve"> </w:t>
+      </w:r>
+      <w:r>
+        <w:t xml:space="preserve">tự thiết kế để nhận diện cỡ mẫu</w:t>
+      </w:r>
+      <w:r>
         <w:t xml:space="preserve"> </w:t>
       </w:r>
       <w:r>
         <w:rPr>
           <w:iCs/>
           <w:i/>
-          <w:bCs/>
-          <w:b/>
-        </w:rPr>
-        <w:t xml:space="preserve">r</w:t>
-      </w:r>
-      <w:r>
-        <w:t xml:space="preserve">: trực tiếp</w:t>
+        </w:rPr>
+        <w:t xml:space="preserve">N</w:t>
+      </w:r>
+      <w:r>
+        <w:t xml:space="preserve">, hệ số tương quan</w:t>
       </w:r>
       <w:r>
         <w:t xml:space="preserve"> </w:t>
@@ -1069,10 +1821,7 @@
         <w:t xml:space="preserve">r</w:t>
       </w:r>
       <w:r>
-        <w:t xml:space="preserve"> </w:t>
-      </w:r>
-      <w:r>
-        <w:t xml:space="preserve">→ từ</w:t>
+        <w:t xml:space="preserve">, thống kê</w:t>
       </w:r>
       <w:r>
         <w:t xml:space="preserve"> </w:t>
@@ -1085,10 +1834,7 @@
         <w:t xml:space="preserve">t</w:t>
       </w:r>
       <w:r>
-        <w:t xml:space="preserve"> </w:t>
-      </w:r>
-      <w:r>
-        <w:t xml:space="preserve">→ từ</w:t>
+        <w:t xml:space="preserve">(df),</w:t>
       </w:r>
       <w:r>
         <w:t xml:space="preserve"> </w:t>
@@ -1101,69 +1847,13 @@
         <w:t xml:space="preserve">F</w:t>
       </w:r>
       <w:r>
-        <w:t xml:space="preserve"> </w:t>
-      </w:r>
-      <w:r>
-        <w:t xml:space="preserve">→ từ</w:t>
-      </w:r>
-      <w:r>
-        <w:t xml:space="preserve"> </w:t>
-      </w:r>
-      <w:r>
-        <w:rPr>
-          <w:iCs/>
-          <w:i/>
-        </w:rPr>
-        <w:t xml:space="preserve">β</w:t>
-      </w:r>
-      <w:r>
-        <w:t xml:space="preserve">, theo Borenstein et al. (2009) và Peterson &amp; Brown (2005) (</w:t>
-      </w:r>
-      <w:r>
-        <w:rPr>
-          <w:rStyle w:val="VerbatimChar"/>
-        </w:rPr>
-        <w:t xml:space="preserve">r = √(t²/(t²+df))</w:t>
-      </w:r>
-      <w:r>
-        <w:t xml:space="preserve">;</w:t>
-      </w:r>
-      <w:r>
-        <w:t xml:space="preserve"> </w:t>
-      </w:r>
-      <w:r>
-        <w:rPr>
-          <w:rStyle w:val="VerbatimChar"/>
-        </w:rPr>
-        <w:t xml:space="preserve">r ≈ β</w:t>
-      </w:r>
-      <w:r>
-        <w:t xml:space="preserve"> </w:t>
-      </w:r>
-      <w:r>
-        <w:t xml:space="preserve">với</w:t>
-      </w:r>
-      <w:r>
-        <w:t xml:space="preserve"> </w:t>
-      </w:r>
-      <w:r>
-        <w:t xml:space="preserve">hiệu chỉnh khi |β| nhỏ). Mỗi đường quy đổi gắn một</w:t>
-      </w:r>
-      <w:r>
-        <w:t xml:space="preserve"> </w:t>
-      </w:r>
-      <w:r>
-        <w:rPr>
-          <w:bCs/>
-          <w:b/>
-        </w:rPr>
-        <w:t xml:space="preserve">mức độ tin cậy</w:t>
-      </w:r>
-      <w:r>
-        <w:t xml:space="preserve"> </w:t>
-      </w:r>
-      <w:r>
-        <w:t xml:space="preserve">giảm dần.</w:t>
+        <w:t xml:space="preserve">(1,df₂) và hệ</w:t>
+      </w:r>
+      <w:r>
+        <w:t xml:space="preserve"> </w:t>
+      </w:r>
+      <w:r>
+        <w:t xml:space="preserve">số hồi quy chuẩn hóa β trong văn bản học thuật tiếng Anh chuyên ngành kinh doanh quốc tế.</w:t>
       </w:r>
     </w:p>
     <w:p>
@@ -1179,22 +1869,88 @@
           <w:bCs/>
           <w:b/>
         </w:rPr>
-        <w:t xml:space="preserve">Khung biến điều tiết đặc thù của luận án</w:t>
-      </w:r>
-      <w:r>
-        <w:t xml:space="preserve">: chế độ thể chế ICRV, chỉ số áp dụng số quốc gia</w:t>
-      </w:r>
-      <w:r>
-        <w:t xml:space="preserve"> </w:t>
-      </w:r>
-      <w:r>
-        <w:t xml:space="preserve">cDAI, pha Vòng đời Nghịch lý Số DPL (Precede/Span/Follow) — các kiến tạo (construct) do chính tác</w:t>
-      </w:r>
-      <w:r>
-        <w:t xml:space="preserve"> </w:t>
-      </w:r>
-      <w:r>
-        <w:t xml:space="preserve">giả phát triển trong khung lý thuyết của luận án.</w:t>
+        <w:t xml:space="preserve">Chuỗi quy đổi hiệu ứng</w:t>
+      </w:r>
+      <w:r>
+        <w:t xml:space="preserve"> </w:t>
+      </w:r>
+      <w:r>
+        <w:t xml:space="preserve">(</w:t>
+      </w:r>
+      <w:r>
+        <w:rPr>
+          <w:rStyle w:val="VerbatimChar"/>
+        </w:rPr>
+        <w:t xml:space="preserve">t2r</w:t>
+      </w:r>
+      <w:r>
+        <w:t xml:space="preserve">,</w:t>
+      </w:r>
+      <w:r>
+        <w:t xml:space="preserve"> </w:t>
+      </w:r>
+      <w:r>
+        <w:rPr>
+          <w:rStyle w:val="VerbatimChar"/>
+        </w:rPr>
+        <w:t xml:space="preserve">beta2r</w:t>
+      </w:r>
+      <w:r>
+        <w:t xml:space="preserve">,</w:t>
+      </w:r>
+      <w:r>
+        <w:t xml:space="preserve"> </w:t>
+      </w:r>
+      <w:r>
+        <w:rPr>
+          <w:rStyle w:val="VerbatimChar"/>
+        </w:rPr>
+        <w:t xml:space="preserve">f2r</w:t>
+      </w:r>
+      <w:r>
+        <w:t xml:space="preserve">,</w:t>
+      </w:r>
+      <w:r>
+        <w:t xml:space="preserve"> </w:t>
+      </w:r>
+      <w:r>
+        <w:rPr>
+          <w:rStyle w:val="VerbatimChar"/>
+        </w:rPr>
+        <w:t xml:space="preserve">clampR</w:t>
+      </w:r>
+      <w:r>
+        <w:t xml:space="preserve">,</w:t>
+      </w:r>
+      <w:r>
+        <w:t xml:space="preserve"> </w:t>
+      </w:r>
+      <w:r>
+        <w:rPr>
+          <w:rStyle w:val="VerbatimChar"/>
+        </w:rPr>
+        <w:t xml:space="preserve">z</w:t>
+      </w:r>
+      <w:r>
+        <w:t xml:space="preserve">): triển khai cụ thể chuỗi</w:t>
+      </w:r>
+      <w:r>
+        <w:t xml:space="preserve"> </w:t>
+      </w:r>
+      <w:r>
+        <w:t xml:space="preserve">chuyển đổi t→r (Cohen, 1988), β→r với hệ số 0,98 (Peterson &amp; Brown, 2005), F→r (Rosenthal,</w:t>
+      </w:r>
+    </w:p>
+    <w:p>
+      <w:pPr>
+        <w:numPr>
+          <w:ilvl w:val="1"/>
+          <w:numId w:val="1004"/>
+        </w:numPr>
+        <w:pStyle w:val="Compact"/>
+      </w:pPr>
+      <w:r>
+        <w:t xml:space="preserve">và Fisher z (Hedges &amp; Olkin, 1985) bằng JavaScript thuần.</w:t>
       </w:r>
     </w:p>
     <w:p>
@@ -1210,171 +1966,66 @@
           <w:bCs/>
           <w:b/>
         </w:rPr>
-        <w:t xml:space="preserve">Chuẩn báo cáo</w:t>
-      </w:r>
-      <w:r>
-        <w:t xml:space="preserve">: tuân thủ tinh thần PRISMA 2020 và MARS (Meta-Analysis Reporting Standards), với</w:t>
-      </w:r>
-      <w:r>
-        <w:t xml:space="preserve"> </w:t>
-      </w:r>
-      <w:r>
-        <w:t xml:space="preserve">trường dữ liệu xuất ra khớp ma trận dữ liệu của luận án.</w:t>
-      </w:r>
-    </w:p>
-    <w:p>
-      <w:pPr>
-        <w:pStyle w:val="FirstParagraph"/>
-      </w:pPr>
-      <w:r>
-        <w:t xml:space="preserve">Nói cách khác,</w:t>
-      </w:r>
-      <w:r>
-        <w:t xml:space="preserve"> </w:t>
-      </w:r>
-      <w:r>
-        <w:rPr>
-          <w:bCs/>
-          <w:b/>
-        </w:rPr>
-        <w:t xml:space="preserve">giá trị cốt lõi của M-AIDA nằm ở tri thức chuyên ngành được hệ thống hóa</w:t>
-      </w:r>
-      <w:r>
-        <w:t xml:space="preserve">, không</w:t>
-      </w:r>
-      <w:r>
-        <w:t xml:space="preserve"> </w:t>
-      </w:r>
-      <w:r>
-        <w:t xml:space="preserve">chỉ ở phần lập trình. Chính vì dựa trên hiểu biết sâu về meta-analysis trong international business</w:t>
-      </w:r>
-      <w:r>
-        <w:t xml:space="preserve"> </w:t>
-      </w:r>
-      <w:r>
-        <w:t xml:space="preserve">mà tác giả mới có thể đặc tả được system prompt, thang tin cậy, và lược đồ biến điều tiết đúng chuẩn.</w:t>
-      </w:r>
-    </w:p>
-    <w:p>
-      <w:r>
-        <w:pict>
-          <v:rect style="width:0;height:1.5pt" o:hralign="center" o:hrstd="t" o:hr="t"/>
-        </w:pict>
-      </w:r>
-    </w:p>
-    <w:bookmarkEnd w:id="27"/>
-    <w:bookmarkEnd w:id="28"/>
-    <w:bookmarkStart w:id="29" w:name="Xec6706d6e2bac8e139ff02548dd6e2024adfc4f"/>
-    <w:p>
-      <w:pPr>
-        <w:pStyle w:val="Heading2"/>
-      </w:pPr>
-      <w:r>
-        <w:t xml:space="preserve">5. NGUYÊN LÝ CỐT LÕI — CON NGƯỜI TRONG VÒNG LẶP (Human-in-the-Loop)</w:t>
-      </w:r>
-    </w:p>
-    <w:p>
-      <w:pPr>
-        <w:pStyle w:val="FirstParagraph"/>
-      </w:pPr>
-      <w:r>
-        <w:t xml:space="preserve">M-AIDA được thiết kế trên một nguyên lý phương pháp luận</w:t>
-      </w:r>
-      <w:r>
-        <w:t xml:space="preserve"> </w:t>
-      </w:r>
-      <w:r>
-        <w:rPr>
-          <w:bCs/>
-          <w:b/>
-        </w:rPr>
-        <w:t xml:space="preserve">bất biến</w:t>
-      </w:r>
-      <w:r>
-        <w:t xml:space="preserve">:</w:t>
-      </w:r>
-    </w:p>
-    <w:p>
-      <w:pPr>
-        <w:pStyle w:val="BlockText"/>
-      </w:pPr>
-      <w:r>
-        <w:rPr>
-          <w:bCs/>
-          <w:b/>
-        </w:rPr>
-        <w:t xml:space="preserve">Tự động hóa để giảm THỜI GIAN; con người để bảo đảm TÍNH HỢP LỆ.</w:t>
+        <w:t xml:space="preserve">Giao diện người-trong-vòng-lặp (HITL)</w:t>
+      </w:r>
+      <w:r>
+        <w:t xml:space="preserve">: thiết kế kiến trúc bốn-bước (Nạp PDF → Đề xuất tự</w:t>
+      </w:r>
+      <w:r>
+        <w:t xml:space="preserve"> </w:t>
+      </w:r>
+      <w:r>
+        <w:t xml:space="preserve">động → Rà soát thủ công → Khóa bản ghi) cùng UI/UX, layout, color palette và typography đặc</w:t>
+      </w:r>
+      <w:r>
+        <w:t xml:space="preserve"> </w:t>
+      </w:r>
+      <w:r>
+        <w:t xml:space="preserve">thù cho ngữ cảnh phân tích tổng hợp.</w:t>
       </w:r>
     </w:p>
     <w:p>
       <w:pPr>
         <w:numPr>
           <w:ilvl w:val="0"/>
-          <w:numId w:val="1004"/>
+          <w:numId w:val="1003"/>
         </w:numPr>
         <w:pStyle w:val="Compact"/>
       </w:pPr>
       <w:r>
-        <w:t xml:space="preserve">Mô hình ngôn ngữ lớn (LLM) chỉ tạo ra</w:t>
-      </w:r>
-      <w:r>
-        <w:t xml:space="preserve"> </w:t>
-      </w:r>
-      <w:r>
-        <w:rPr>
-          <w:bCs/>
-          <w:b/>
-        </w:rPr>
-        <w:t xml:space="preserve">bản nháp trích xuất</w:t>
-      </w:r>
-      <w:r>
-        <w:t xml:space="preserve"> </w:t>
-      </w:r>
-      <w:r>
-        <w:t xml:space="preserve">kèm điểm tin cậy</w:t>
-      </w:r>
-      <w:r>
-        <w:t xml:space="preserve"> </w:t>
-      </w:r>
-      <w:r>
-        <w:t xml:space="preserve">(</w:t>
-      </w:r>
-      <w:r>
-        <w:rPr>
-          <w:rStyle w:val="VerbatimChar"/>
-        </w:rPr>
-        <w:t xml:space="preserve">extraction_confidence</w:t>
-      </w:r>
-      <w:r>
-        <w:t xml:space="preserve">); bản nháp</w:t>
-      </w:r>
-      <w:r>
-        <w:t xml:space="preserve"> </w:t>
-      </w:r>
-      <w:r>
-        <w:rPr>
-          <w:bCs/>
-          <w:b/>
-        </w:rPr>
-        <w:t xml:space="preserve">không bao giờ</w:t>
-      </w:r>
-      <w:r>
-        <w:t xml:space="preserve"> </w:t>
-      </w:r>
-      <w:r>
-        <w:t xml:space="preserve">tự động đi vào tập dữ liệu phân tích.</w:t>
+        <w:rPr>
+          <w:bCs/>
+          <w:b/>
+        </w:rPr>
+        <w:t xml:space="preserve">Cơ chế khóa và vết kiểm toán (audit trail)</w:t>
+      </w:r>
+      <w:r>
+        <w:t xml:space="preserve">: thuật toán đảm bảo tính bất biến của bản ghi</w:t>
+      </w:r>
+      <w:r>
+        <w:t xml:space="preserve"> </w:t>
+      </w:r>
+      <w:r>
+        <w:t xml:space="preserve">đã xác nhận (immutability) — mọi sửa đổi phải tạo phiên bản mới với timestamp.</w:t>
       </w:r>
     </w:p>
     <w:p>
       <w:pPr>
         <w:numPr>
           <w:ilvl w:val="0"/>
-          <w:numId w:val="1004"/>
+          <w:numId w:val="1003"/>
         </w:numPr>
         <w:pStyle w:val="Compact"/>
       </w:pPr>
       <w:r>
-        <w:t xml:space="preserve">Bản ghi có</w:t>
+        <w:rPr>
+          <w:bCs/>
+          <w:b/>
+        </w:rPr>
+        <w:t xml:space="preserve">Ontology trích xuất</w:t>
+      </w:r>
+      <w:r>
+        <w:t xml:space="preserve">: cấu trúc dữ liệu</w:t>
       </w:r>
       <w:r>
         <w:t xml:space="preserve"> </w:t>
@@ -1383,32 +2034,26 @@
         <w:rPr>
           <w:rStyle w:val="VerbatimChar"/>
         </w:rPr>
-        <w:t xml:space="preserve">confidence &lt; 0.7</w:t>
-      </w:r>
-      <w:r>
-        <w:t xml:space="preserve"> </w:t>
-      </w:r>
-      <w:r>
-        <w:t xml:space="preserve">tự động bị gắn cờ</w:t>
-      </w:r>
-      <w:r>
-        <w:t xml:space="preserve"> </w:t>
-      </w:r>
-      <w:r>
-        <w:rPr>
-          <w:rStyle w:val="VerbatimChar"/>
-        </w:rPr>
-        <w:t xml:space="preserve">requires_verification</w:t>
-      </w:r>
-      <w:r>
-        <w:t xml:space="preserve">.</w:t>
+        <w:t xml:space="preserve">study_id, effect_id, author, year, country, r, n,    fisher_z, measure, moderator, p, source</w:t>
+      </w:r>
+      <w:r>
+        <w:t xml:space="preserve"> </w:t>
+      </w:r>
+      <w:r>
+        <w:t xml:space="preserve">được định nghĩa cho nghiên cứu quan hệ Quốc tế hóa –</w:t>
+      </w:r>
+      <w:r>
+        <w:t xml:space="preserve"> </w:t>
+      </w:r>
+      <w:r>
+        <w:t xml:space="preserve">Hiệu quả doanh nghiệp.</w:t>
       </w:r>
     </w:p>
     <w:p>
       <w:pPr>
         <w:numPr>
           <w:ilvl w:val="0"/>
-          <w:numId w:val="1004"/>
+          <w:numId w:val="1003"/>
         </w:numPr>
         <w:pStyle w:val="Compact"/>
       </w:pPr>
@@ -1417,591 +2062,6 @@
           <w:bCs/>
           <w:b/>
         </w:rPr>
-        <w:t xml:space="preserve">Principal Investigator (PI)</w:t>
-      </w:r>
-      <w:r>
-        <w:t xml:space="preserve"> </w:t>
-      </w:r>
-      <w:r>
-        <w:t xml:space="preserve">bắt buộc rà soát, có quyền</w:t>
-      </w:r>
-      <w:r>
-        <w:t xml:space="preserve"> </w:t>
-      </w:r>
-      <w:r>
-        <w:rPr>
-          <w:bCs/>
-          <w:b/>
-        </w:rPr>
-        <w:t xml:space="preserve">ghi đè (override)</w:t>
-      </w:r>
-      <w:r>
-        <w:t xml:space="preserve"> </w:t>
-      </w:r>
-      <w:r>
-        <w:t xml:space="preserve">bất kỳ trường nào,</w:t>
-      </w:r>
-      <w:r>
-        <w:t xml:space="preserve"> </w:t>
-      </w:r>
-      <w:r>
-        <w:t xml:space="preserve">ghi chú lý do, rồi mới</w:t>
-      </w:r>
-      <w:r>
-        <w:t xml:space="preserve"> </w:t>
-      </w:r>
-      <w:r>
-        <w:rPr>
-          <w:bCs/>
-          <w:b/>
-        </w:rPr>
-        <w:t xml:space="preserve">phê duyệt</w:t>
-      </w:r>
-      <w:r>
-        <w:t xml:space="preserve">.</w:t>
-      </w:r>
-    </w:p>
-    <w:p>
-      <w:pPr>
-        <w:numPr>
-          <w:ilvl w:val="0"/>
-          <w:numId w:val="1004"/>
-        </w:numPr>
-        <w:pStyle w:val="Compact"/>
-      </w:pPr>
-      <w:r>
-        <w:t xml:space="preserve">Chỉ bản ghi đã phê duyệt mới được</w:t>
-      </w:r>
-      <w:r>
-        <w:t xml:space="preserve"> </w:t>
-      </w:r>
-      <w:r>
-        <w:rPr>
-          <w:bCs/>
-          <w:b/>
-        </w:rPr>
-        <w:t xml:space="preserve">khóa vĩnh viễn (irreversible lock)</w:t>
-      </w:r>
-      <w:r>
-        <w:t xml:space="preserve"> </w:t>
-      </w:r>
-      <w:r>
-        <w:t xml:space="preserve">kèm dấu thời gian UTC,</w:t>
-      </w:r>
-      <w:r>
-        <w:t xml:space="preserve"> </w:t>
-      </w:r>
-      <w:r>
-        <w:t xml:space="preserve">tạo</w:t>
-      </w:r>
-      <w:r>
-        <w:t xml:space="preserve"> </w:t>
-      </w:r>
-      <w:r>
-        <w:rPr>
-          <w:bCs/>
-          <w:b/>
-        </w:rPr>
-        <w:t xml:space="preserve">vết kiểm toán (audit trail)</w:t>
-      </w:r>
-      <w:r>
-        <w:t xml:space="preserve"> </w:t>
-      </w:r>
-      <w:r>
-        <w:t xml:space="preserve">phục vụ minh bạch và tái lập.</w:t>
-      </w:r>
-    </w:p>
-    <w:p>
-      <w:pPr>
-        <w:numPr>
-          <w:ilvl w:val="0"/>
-          <w:numId w:val="1004"/>
-        </w:numPr>
-        <w:pStyle w:val="Compact"/>
-      </w:pPr>
-      <w:r>
-        <w:t xml:space="preserve">Chỉ các bản ghi đã khóa mới được xuất ra CSV để đưa vào phân tích.</w:t>
-      </w:r>
-    </w:p>
-    <w:p>
-      <w:pPr>
-        <w:pStyle w:val="FirstParagraph"/>
-      </w:pPr>
-      <w:r>
-        <w:t xml:space="preserve">Cơ chế hai bước</w:t>
-      </w:r>
-      <w:r>
-        <w:t xml:space="preserve"> </w:t>
-      </w:r>
-      <w:r>
-        <w:rPr>
-          <w:bCs/>
-          <w:b/>
-        </w:rPr>
-        <w:t xml:space="preserve">phê duyệt → khóa</w:t>
-      </w:r>
-      <w:r>
-        <w:t xml:space="preserve"> </w:t>
-      </w:r>
-      <w:r>
-        <w:t xml:space="preserve">là</w:t>
-      </w:r>
-      <w:r>
-        <w:t xml:space="preserve"> </w:t>
-      </w:r>
-      <w:r>
-        <w:rPr>
-          <w:bCs/>
-          <w:b/>
-        </w:rPr>
-        <w:t xml:space="preserve">đặc trưng phân biệt M-AIDA với mọi công cụ trích xuất tự</w:t>
-      </w:r>
-      <w:r>
-        <w:rPr>
-          <w:bCs/>
-          <w:b/>
-        </w:rPr>
-        <w:t xml:space="preserve"> </w:t>
-      </w:r>
-      <w:r>
-        <w:rPr>
-          <w:bCs/>
-          <w:b/>
-        </w:rPr>
-        <w:t xml:space="preserve">động thuần túy</w:t>
-      </w:r>
-      <w:r>
-        <w:t xml:space="preserve">: nó hiện thực hóa chuẩn mực sử dụng AI có trách nhiệm trong nghiên cứu — AI tăng</w:t>
-      </w:r>
-      <w:r>
-        <w:t xml:space="preserve"> </w:t>
-      </w:r>
-      <w:r>
-        <w:t xml:space="preserve">tốc, nhưng</w:t>
-      </w:r>
-      <w:r>
-        <w:t xml:space="preserve"> </w:t>
-      </w:r>
-      <w:r>
-        <w:rPr>
-          <w:bCs/>
-          <w:b/>
-        </w:rPr>
-        <w:t xml:space="preserve">con người chịu trách nhiệm cuối cùng</w:t>
-      </w:r>
-      <w:r>
-        <w:t xml:space="preserve"> </w:t>
-      </w:r>
-      <w:r>
-        <w:t xml:space="preserve">về từng số liệu. Đây cũng là lý do dữ liệu do</w:t>
-      </w:r>
-      <w:r>
-        <w:t xml:space="preserve"> </w:t>
-      </w:r>
-      <w:r>
-        <w:t xml:space="preserve">quy trình M-AIDA sinh ra đủ tin cậy cho nghiên cứu bình duyệt.</w:t>
-      </w:r>
-    </w:p>
-    <w:p>
-      <w:r>
-        <w:pict>
-          <v:rect style="width:0;height:1.5pt" o:hralign="center" o:hrstd="t" o:hr="t"/>
-        </w:pict>
-      </w:r>
-    </w:p>
-    <w:bookmarkEnd w:id="29"/>
-    <w:bookmarkStart w:id="32" w:name="X0a3820061abc68e9297925f6fe23b2bc8844588"/>
-    <w:p>
-      <w:pPr>
-        <w:pStyle w:val="Heading2"/>
-      </w:pPr>
-      <w:r>
-        <w:t xml:space="preserve">6. KIẾN TRÚC PHẦN MỀM</w:t>
-      </w:r>
-    </w:p>
-    <w:p>
-      <w:pPr>
-        <w:pStyle w:val="FirstParagraph"/>
-      </w:pPr>
-      <w:r>
-        <w:t xml:space="preserve">M-AIDA v7.0 là</w:t>
-      </w:r>
-      <w:r>
-        <w:t xml:space="preserve"> </w:t>
-      </w:r>
-      <w:r>
-        <w:rPr>
-          <w:bCs/>
-          <w:b/>
-        </w:rPr>
-        <w:t xml:space="preserve">ứng dụng web một tệp (single-file), chạy hoàn toàn phía trình duyệt</w:t>
-      </w:r>
-      <w:r>
-        <w:rPr>
-          <w:bCs/>
-          <w:b/>
-        </w:rPr>
-        <w:t xml:space="preserve"> </w:t>
-      </w:r>
-      <w:r>
-        <w:rPr>
-          <w:bCs/>
-          <w:b/>
-        </w:rPr>
-        <w:t xml:space="preserve">(client-side), không yêu cầu máy chủ, cơ sở dữ liệu ngoài hay khóa API</w:t>
-      </w:r>
-      <w:r>
-        <w:t xml:space="preserve">. Toàn bộ giao diện và</w:t>
-      </w:r>
-      <w:r>
-        <w:t xml:space="preserve"> </w:t>
-      </w:r>
-      <w:r>
-        <w:t xml:space="preserve">logic xử lý nằm trong một tệp</w:t>
-      </w:r>
-      <w:r>
-        <w:t xml:space="preserve"> </w:t>
-      </w:r>
-      <w:r>
-        <w:rPr>
-          <w:rStyle w:val="VerbatimChar"/>
-        </w:rPr>
-        <w:t xml:space="preserve">MAIDA_intake.html</w:t>
-      </w:r>
-      <w:r>
-        <w:t xml:space="preserve"> </w:t>
-      </w:r>
-      <w:r>
-        <w:t xml:space="preserve">(HTML5 + JavaScript ES2017+), kèm thư viện</w:t>
-      </w:r>
-      <w:r>
-        <w:t xml:space="preserve"> </w:t>
-      </w:r>
-      <w:r>
-        <w:t xml:space="preserve">PDF.js nạp từ CDN để đọc tệp PDF. Lựa chọn kiến trúc này nhằm tối đa hóa tính khả chuyển, khả</w:t>
-      </w:r>
-      <w:r>
-        <w:t xml:space="preserve"> </w:t>
-      </w:r>
-      <w:r>
-        <w:t xml:space="preserve">năng tái lập và bảo mật dữ liệu (mọi dữ liệu lưu cục bộ trên trình duyệt, không truyền ra ngoài).</w:t>
-      </w:r>
-    </w:p>
-    <w:bookmarkStart w:id="30" w:name="X59158878375c9869258f74c3a26d20d4b28ed47"/>
-    <w:p>
-      <w:pPr>
-        <w:pStyle w:val="Heading3"/>
-      </w:pPr>
-      <w:r>
-        <w:t xml:space="preserve">6.1 PHẦN DO TÁC GIẢ TỰ XÂY DỰNG (phạm vi yêu cầu bảo hộ)</w:t>
-      </w:r>
-    </w:p>
-    <w:p>
-      <w:pPr>
-        <w:pStyle w:val="FirstParagraph"/>
-      </w:pPr>
-      <w:r>
-        <w:t xml:space="preserve">Phần mã nguồn nguyên gốc của tác giả, được yêu cầu bảo hộ trong hồ sơ đăng ký này, bao gồm:</w:t>
-      </w:r>
-    </w:p>
-    <w:p>
-      <w:pPr>
-        <w:numPr>
-          <w:ilvl w:val="0"/>
-          <w:numId w:val="1005"/>
-        </w:numPr>
-        <w:pStyle w:val="Compact"/>
-      </w:pPr>
-      <w:r>
-        <w:rPr>
-          <w:bCs/>
-          <w:b/>
-        </w:rPr>
-        <w:t xml:space="preserve">Logic trích xuất bằng quy tắc (</w:t>
-      </w:r>
-      <w:r>
-        <w:rPr>
-          <w:rStyle w:val="VerbatimChar"/>
-          <w:bCs/>
-          <w:b/>
-        </w:rPr>
-        <w:t xml:space="preserve">ruleExtract</w:t>
-      </w:r>
-      <w:r>
-        <w:rPr>
-          <w:bCs/>
-          <w:b/>
-        </w:rPr>
-        <w:t xml:space="preserve">)</w:t>
-      </w:r>
-      <w:r>
-        <w:t xml:space="preserve">: bộ biểu thức chính quy (regular expressions)</w:t>
-      </w:r>
-      <w:r>
-        <w:t xml:space="preserve"> </w:t>
-      </w:r>
-      <w:r>
-        <w:t xml:space="preserve">tự thiết kế để nhận diện cỡ mẫu</w:t>
-      </w:r>
-      <w:r>
-        <w:t xml:space="preserve"> </w:t>
-      </w:r>
-      <w:r>
-        <w:rPr>
-          <w:iCs/>
-          <w:i/>
-        </w:rPr>
-        <w:t xml:space="preserve">N</w:t>
-      </w:r>
-      <w:r>
-        <w:t xml:space="preserve">, hệ số tương quan</w:t>
-      </w:r>
-      <w:r>
-        <w:t xml:space="preserve"> </w:t>
-      </w:r>
-      <w:r>
-        <w:rPr>
-          <w:iCs/>
-          <w:i/>
-        </w:rPr>
-        <w:t xml:space="preserve">r</w:t>
-      </w:r>
-      <w:r>
-        <w:t xml:space="preserve">, thống kê</w:t>
-      </w:r>
-      <w:r>
-        <w:t xml:space="preserve"> </w:t>
-      </w:r>
-      <w:r>
-        <w:rPr>
-          <w:iCs/>
-          <w:i/>
-        </w:rPr>
-        <w:t xml:space="preserve">t</w:t>
-      </w:r>
-      <w:r>
-        <w:t xml:space="preserve">(df),</w:t>
-      </w:r>
-      <w:r>
-        <w:t xml:space="preserve"> </w:t>
-      </w:r>
-      <w:r>
-        <w:rPr>
-          <w:iCs/>
-          <w:i/>
-        </w:rPr>
-        <w:t xml:space="preserve">F</w:t>
-      </w:r>
-      <w:r>
-        <w:t xml:space="preserve">(1,df₂) và hệ</w:t>
-      </w:r>
-      <w:r>
-        <w:t xml:space="preserve"> </w:t>
-      </w:r>
-      <w:r>
-        <w:t xml:space="preserve">số hồi quy chuẩn hóa β trong văn bản học thuật tiếng Anh chuyên ngành kinh doanh quốc tế.</w:t>
-      </w:r>
-    </w:p>
-    <w:p>
-      <w:pPr>
-        <w:numPr>
-          <w:ilvl w:val="0"/>
-          <w:numId w:val="1005"/>
-        </w:numPr>
-        <w:pStyle w:val="Compact"/>
-      </w:pPr>
-      <w:r>
-        <w:rPr>
-          <w:bCs/>
-          <w:b/>
-        </w:rPr>
-        <w:t xml:space="preserve">Chuỗi quy đổi hiệu ứng</w:t>
-      </w:r>
-      <w:r>
-        <w:t xml:space="preserve"> </w:t>
-      </w:r>
-      <w:r>
-        <w:t xml:space="preserve">(</w:t>
-      </w:r>
-      <w:r>
-        <w:rPr>
-          <w:rStyle w:val="VerbatimChar"/>
-        </w:rPr>
-        <w:t xml:space="preserve">t2r</w:t>
-      </w:r>
-      <w:r>
-        <w:t xml:space="preserve">,</w:t>
-      </w:r>
-      <w:r>
-        <w:t xml:space="preserve"> </w:t>
-      </w:r>
-      <w:r>
-        <w:rPr>
-          <w:rStyle w:val="VerbatimChar"/>
-        </w:rPr>
-        <w:t xml:space="preserve">beta2r</w:t>
-      </w:r>
-      <w:r>
-        <w:t xml:space="preserve">,</w:t>
-      </w:r>
-      <w:r>
-        <w:t xml:space="preserve"> </w:t>
-      </w:r>
-      <w:r>
-        <w:rPr>
-          <w:rStyle w:val="VerbatimChar"/>
-        </w:rPr>
-        <w:t xml:space="preserve">f2r</w:t>
-      </w:r>
-      <w:r>
-        <w:t xml:space="preserve">,</w:t>
-      </w:r>
-      <w:r>
-        <w:t xml:space="preserve"> </w:t>
-      </w:r>
-      <w:r>
-        <w:rPr>
-          <w:rStyle w:val="VerbatimChar"/>
-        </w:rPr>
-        <w:t xml:space="preserve">clampR</w:t>
-      </w:r>
-      <w:r>
-        <w:t xml:space="preserve">,</w:t>
-      </w:r>
-      <w:r>
-        <w:t xml:space="preserve"> </w:t>
-      </w:r>
-      <w:r>
-        <w:rPr>
-          <w:rStyle w:val="VerbatimChar"/>
-        </w:rPr>
-        <w:t xml:space="preserve">z</w:t>
-      </w:r>
-      <w:r>
-        <w:t xml:space="preserve">): triển khai cụ thể chuỗi</w:t>
-      </w:r>
-      <w:r>
-        <w:t xml:space="preserve"> </w:t>
-      </w:r>
-      <w:r>
-        <w:t xml:space="preserve">chuyển đổi t→r (Cohen, 1988), β→r với hệ số 0,98 (Peterson &amp; Brown, 2005), F→r (Rosenthal,</w:t>
-      </w:r>
-      <w:r>
-        <w:t xml:space="preserve"> </w:t>
-      </w:r>
-      <w:r>
-        <w:t xml:space="preserve">1994) và Fisher z (Hedges &amp; Olkin, 1985) bằng JavaScript thuần.</w:t>
-      </w:r>
-    </w:p>
-    <w:p>
-      <w:pPr>
-        <w:numPr>
-          <w:ilvl w:val="0"/>
-          <w:numId w:val="1005"/>
-        </w:numPr>
-        <w:pStyle w:val="Compact"/>
-      </w:pPr>
-      <w:r>
-        <w:rPr>
-          <w:bCs/>
-          <w:b/>
-        </w:rPr>
-        <w:t xml:space="preserve">Giao diện người-trong-vòng-lặp (HITL)</w:t>
-      </w:r>
-      <w:r>
-        <w:t xml:space="preserve">: thiết kế kiến trúc bốn-bước (Nạp PDF → Đề xuất tự</w:t>
-      </w:r>
-      <w:r>
-        <w:t xml:space="preserve"> </w:t>
-      </w:r>
-      <w:r>
-        <w:t xml:space="preserve">động → Rà soát thủ công → Khóa bản ghi) cùng UI/UX, layout, color palette và typography đặc</w:t>
-      </w:r>
-      <w:r>
-        <w:t xml:space="preserve"> </w:t>
-      </w:r>
-      <w:r>
-        <w:t xml:space="preserve">thù cho ngữ cảnh phân tích tổng hợp.</w:t>
-      </w:r>
-    </w:p>
-    <w:p>
-      <w:pPr>
-        <w:numPr>
-          <w:ilvl w:val="0"/>
-          <w:numId w:val="1005"/>
-        </w:numPr>
-        <w:pStyle w:val="Compact"/>
-      </w:pPr>
-      <w:r>
-        <w:rPr>
-          <w:bCs/>
-          <w:b/>
-        </w:rPr>
-        <w:t xml:space="preserve">Cơ chế khóa và vết kiểm toán (audit trail)</w:t>
-      </w:r>
-      <w:r>
-        <w:t xml:space="preserve">: thuật toán đảm bảo tính bất biến của bản ghi</w:t>
-      </w:r>
-      <w:r>
-        <w:t xml:space="preserve"> </w:t>
-      </w:r>
-      <w:r>
-        <w:t xml:space="preserve">đã xác nhận (immutability) — mọi sửa đổi phải tạo phiên bản mới với timestamp.</w:t>
-      </w:r>
-    </w:p>
-    <w:p>
-      <w:pPr>
-        <w:numPr>
-          <w:ilvl w:val="0"/>
-          <w:numId w:val="1005"/>
-        </w:numPr>
-        <w:pStyle w:val="Compact"/>
-      </w:pPr>
-      <w:r>
-        <w:rPr>
-          <w:bCs/>
-          <w:b/>
-        </w:rPr>
-        <w:t xml:space="preserve">Ontology trích xuất</w:t>
-      </w:r>
-      <w:r>
-        <w:t xml:space="preserve">: cấu trúc dữ liệu</w:t>
-      </w:r>
-      <w:r>
-        <w:t xml:space="preserve"> </w:t>
-      </w:r>
-      <w:r>
-        <w:rPr>
-          <w:rStyle w:val="VerbatimChar"/>
-        </w:rPr>
-        <w:t xml:space="preserve">study_id, effect_id, author, year, country, r, n, fisher_z, measure, moderator, p, source</w:t>
-      </w:r>
-      <w:r>
-        <w:t xml:space="preserve"> </w:t>
-      </w:r>
-      <w:r>
-        <w:t xml:space="preserve">được định nghĩa cho nghiên cứu quan hệ Quốc tế hóa –</w:t>
-      </w:r>
-      <w:r>
-        <w:t xml:space="preserve"> </w:t>
-      </w:r>
-      <w:r>
-        <w:t xml:space="preserve">Hiệu quả doanh nghiệp.</w:t>
-      </w:r>
-    </w:p>
-    <w:p>
-      <w:pPr>
-        <w:numPr>
-          <w:ilvl w:val="0"/>
-          <w:numId w:val="1005"/>
-        </w:numPr>
-        <w:pStyle w:val="Compact"/>
-      </w:pPr>
-      <w:r>
-        <w:rPr>
-          <w:bCs/>
-          <w:b/>
-        </w:rPr>
         <w:t xml:space="preserve">Mô-đun kết xuất CSV/JSON</w:t>
       </w:r>
       <w:r>
@@ -2009,7 +2069,7 @@
       </w:r>
     </w:p>
     <w:bookmarkEnd w:id="30"/>
-    <w:bookmarkStart w:id="31" w:name="X22cfffb81b6a02a00eeda5bba461137c8d3e49a"/>
+    <w:bookmarkStart w:id="31" w:name="Xfc694481b6f797435705542cfcfdd728c17e2bd"/>
     <w:p>
       <w:pPr>
         <w:pStyle w:val="Heading3"/>
@@ -2051,7 +2111,7 @@
     <w:tbl>
       <w:tblPr>
         <w:tblStyle w:val="Table"/>
-        <w:tblW w:type="auto" w:w="0"/>
+        <w:tblW w:type="pct" w:w="5000"/>
         <w:tblLook w:firstRow="1" w:lastRow="0" w:firstColumn="0" w:lastColumn="0" w:noHBand="0" w:noVBand="0" w:val="0020"/>
         <w:jc w:val="start"/>
       </w:tblPr>
@@ -2401,15 +2461,15 @@
       <w:r>
         <w:t xml:space="preserve">Bốn lớp chức năng trong cùng một tệp:</w:t>
       </w:r>
-    </w:p>
-    <w:p>
-      <w:pPr>
-        <w:numPr>
-          <w:ilvl w:val="0"/>
-          <w:numId w:val="1006"/>
-        </w:numPr>
-        <w:pStyle w:val="Compact"/>
-      </w:pPr>
+      <w:r>
+        <w:t xml:space="preserve"> </w:t>
+      </w:r>
+      <w:r>
+        <w:t xml:space="preserve">-</w:t>
+      </w:r>
+      <w:r>
+        <w:t xml:space="preserve"> </w:t>
+      </w:r>
       <w:r>
         <w:rPr>
           <w:bCs/>
@@ -2429,15 +2489,15 @@
       <w:r>
         <w:t xml:space="preserve">viên trích xuất, (03) Dataset đã kiểm chứng — dựng thuần HTML/CSS, không framework.</w:t>
       </w:r>
-    </w:p>
-    <w:p>
-      <w:pPr>
-        <w:numPr>
-          <w:ilvl w:val="0"/>
-          <w:numId w:val="1006"/>
-        </w:numPr>
-        <w:pStyle w:val="Compact"/>
-      </w:pPr>
+      <w:r>
+        <w:t xml:space="preserve"> </w:t>
+      </w:r>
+      <w:r>
+        <w:t xml:space="preserve">-</w:t>
+      </w:r>
+      <w:r>
+        <w:t xml:space="preserve"> </w:t>
+      </w:r>
       <w:r>
         <w:rPr>
           <w:bCs/>
@@ -2514,15 +2574,15 @@
       <w:r>
         <w:t xml:space="preserve">khóa API); ngoài môi trường đó hệ thống tự chuyển về chế độ quy tắc.</w:t>
       </w:r>
-    </w:p>
-    <w:p>
-      <w:pPr>
-        <w:numPr>
-          <w:ilvl w:val="0"/>
-          <w:numId w:val="1006"/>
-        </w:numPr>
-        <w:pStyle w:val="Compact"/>
-      </w:pPr>
+      <w:r>
+        <w:t xml:space="preserve"> </w:t>
+      </w:r>
+      <w:r>
+        <w:t xml:space="preserve">-</w:t>
+      </w:r>
+      <w:r>
+        <w:t xml:space="preserve"> </w:t>
+      </w:r>
       <w:r>
         <w:rPr>
           <w:bCs/>
@@ -2557,15 +2617,15 @@
       <w:r>
         <w:t xml:space="preserve">trên trình duyệt.</w:t>
       </w:r>
-    </w:p>
-    <w:p>
-      <w:pPr>
-        <w:numPr>
-          <w:ilvl w:val="0"/>
-          <w:numId w:val="1006"/>
-        </w:numPr>
-        <w:pStyle w:val="Compact"/>
-      </w:pPr>
+      <w:r>
+        <w:t xml:space="preserve"> </w:t>
+      </w:r>
+      <w:r>
+        <w:t xml:space="preserve">-</w:t>
+      </w:r>
+      <w:r>
+        <w:t xml:space="preserve"> </w:t>
+      </w:r>
       <w:r>
         <w:rPr>
           <w:bCs/>
@@ -2685,7 +2745,7 @@
     </w:p>
     <w:bookmarkEnd w:id="31"/>
     <w:bookmarkEnd w:id="32"/>
-    <w:bookmarkStart w:id="33" w:name="X7b48edecb9b630da8a2d1f546c8e4cb799048d3"/>
+    <w:bookmarkStart w:id="33" w:name="X981680ff73be07c99439673aed70229152cbd07"/>
     <w:p>
       <w:pPr>
         <w:pStyle w:val="Heading2"/>
@@ -2697,7 +2757,7 @@
     <w:tbl>
       <w:tblPr>
         <w:tblStyle w:val="Table"/>
-        <w:tblW w:type="auto" w:w="0"/>
+        <w:tblW w:type="pct" w:w="5000"/>
         <w:tblLook w:firstRow="1" w:lastRow="0" w:firstColumn="0" w:lastColumn="0" w:noHBand="0" w:noVBand="0" w:val="0020"/>
         <w:jc w:val="start"/>
       </w:tblPr>
@@ -3080,7 +3140,7 @@
       </w:r>
     </w:p>
     <w:bookmarkEnd w:id="33"/>
-    <w:bookmarkStart w:id="34" w:name="X5e88aa2437c6536abb1cbe02a6dec55f2478fb3"/>
+    <w:bookmarkStart w:id="34" w:name="tính-nguyên-gốc-và-sáng-tạo"/>
     <w:p>
       <w:pPr>
         <w:pStyle w:val="Heading2"/>
@@ -3093,7 +3153,7 @@
       <w:pPr>
         <w:numPr>
           <w:ilvl w:val="0"/>
-          <w:numId w:val="1007"/>
+          <w:numId w:val="1005"/>
         </w:numPr>
         <w:pStyle w:val="Compact"/>
       </w:pPr>
@@ -3118,7 +3178,7 @@
       <w:pPr>
         <w:numPr>
           <w:ilvl w:val="0"/>
-          <w:numId w:val="1007"/>
+          <w:numId w:val="1005"/>
         </w:numPr>
         <w:pStyle w:val="Compact"/>
       </w:pPr>
@@ -3140,7 +3200,7 @@
       <w:pPr>
         <w:numPr>
           <w:ilvl w:val="0"/>
-          <w:numId w:val="1007"/>
+          <w:numId w:val="1005"/>
         </w:numPr>
         <w:pStyle w:val="Compact"/>
       </w:pPr>
@@ -3155,20 +3215,47 @@
         <w:t xml:space="preserve"> </w:t>
       </w:r>
       <w:r>
-        <w:t xml:space="preserve">với audit trail — phân biệt rõ "bản nháp của máy" và</w:t>
-      </w:r>
-      <w:r>
-        <w:t xml:space="preserve"> </w:t>
-      </w:r>
-      <w:r>
-        <w:t xml:space="preserve">"quyết định của nhà nghiên cứu", phù hợp luận án và nghiên cứu bình duyệt.</w:t>
+        <w:t xml:space="preserve">với audit trail — phân biệt rõ</w:t>
+      </w:r>
+      <w:r>
+        <w:t xml:space="preserve"> </w:t>
+      </w:r>
+      <w:r>
+        <w:t xml:space="preserve">“</w:t>
+      </w:r>
+      <w:r>
+        <w:t xml:space="preserve">bản nháp của máy</w:t>
+      </w:r>
+      <w:r>
+        <w:t xml:space="preserve">”</w:t>
+      </w:r>
+      <w:r>
+        <w:t xml:space="preserve"> </w:t>
+      </w:r>
+      <w:r>
+        <w:t xml:space="preserve">và</w:t>
+      </w:r>
+      <w:r>
+        <w:t xml:space="preserve"> </w:t>
+      </w:r>
+      <w:r>
+        <w:t xml:space="preserve">“</w:t>
+      </w:r>
+      <w:r>
+        <w:t xml:space="preserve">quyết định của nhà nghiên cứu</w:t>
+      </w:r>
+      <w:r>
+        <w:t xml:space="preserve">”</w:t>
+      </w:r>
+      <w:r>
+        <w:t xml:space="preserve">, phù hợp luận án và nghiên cứu bình duyệt.</w:t>
       </w:r>
     </w:p>
     <w:p>
       <w:pPr>
         <w:numPr>
           <w:ilvl w:val="0"/>
-          <w:numId w:val="1007"/>
+          <w:numId w:val="1005"/>
         </w:numPr>
         <w:pStyle w:val="Compact"/>
       </w:pPr>
@@ -3183,14 +3270,14 @@
         <w:t xml:space="preserve"> </w:t>
       </w:r>
       <w:r>
-        <w:t xml:space="preserve">(ICRV / cDAI / DPL) tích hợp sẵn.</w:t>
+        <w:t xml:space="preserve">(ICRV / cDAI / DPL) tích hợp sẵn, vận hành ở độ phân giải meta-analytic cho khung phân tầng CIMT–ICRV–CDCM (Chương 2 §2.5 luận án).</w:t>
       </w:r>
     </w:p>
     <w:p>
       <w:pPr>
         <w:numPr>
           <w:ilvl w:val="0"/>
-          <w:numId w:val="1007"/>
+          <w:numId w:val="1005"/>
         </w:numPr>
         <w:pStyle w:val="Compact"/>
       </w:pPr>
@@ -3215,7 +3302,7 @@
       </w:r>
     </w:p>
     <w:bookmarkEnd w:id="34"/>
-    <w:bookmarkStart w:id="35" w:name="Xec711b38c43e36ee022489ad477e75d0774d785"/>
+    <w:bookmarkStart w:id="35" w:name="công-nghệ-sử-dụng"/>
     <w:p>
       <w:pPr>
         <w:pStyle w:val="Heading2"/>
@@ -3304,7 +3391,7 @@
       </w:r>
     </w:p>
     <w:bookmarkEnd w:id="35"/>
-    <w:bookmarkStart w:id="36" w:name="X69e0a61df68d3c468bb0dcc54c51dcca2d1a283"/>
+    <w:bookmarkStart w:id="36" w:name="đối-tượng-người-dùng"/>
     <w:p>
       <w:pPr>
         <w:pStyle w:val="Heading2"/>
@@ -3355,7 +3442,7 @@
       </w:r>
     </w:p>
     <w:bookmarkEnd w:id="36"/>
-    <w:bookmarkStart w:id="37" w:name="Xdcb63621648dbfd3780f17dd9c12be8a4c09765"/>
+    <w:bookmarkStart w:id="37" w:name="quan-hệ-với-luận-án-định-vị-trung-thực"/>
     <w:p>
       <w:pPr>
         <w:pStyle w:val="Heading2"/>
@@ -3502,7 +3589,7 @@
       </w:r>
     </w:p>
     <w:bookmarkEnd w:id="37"/>
-    <w:bookmarkStart w:id="38" w:name="Xe7ff42270455896e0a4ee1956611723df3d0e00"/>
+    <w:bookmarkStart w:id="38" w:name="ngày-hoàn-thành-tình-trạng-công-bố"/>
     <w:p>
       <w:pPr>
         <w:pStyle w:val="Heading2"/>
@@ -3582,7 +3669,7 @@
       <w:pPr>
         <w:numPr>
           <w:ilvl w:val="0"/>
-          <w:numId w:val="1008"/>
+          <w:numId w:val="1006"/>
         </w:numPr>
         <w:pStyle w:val="Compact"/>
       </w:pPr>
@@ -3622,7 +3709,7 @@
       <w:pPr>
         <w:numPr>
           <w:ilvl w:val="0"/>
-          <w:numId w:val="1008"/>
+          <w:numId w:val="1006"/>
         </w:numPr>
         <w:pStyle w:val="Compact"/>
       </w:pPr>
@@ -3656,7 +3743,7 @@
       </w:r>
     </w:p>
     <w:bookmarkEnd w:id="38"/>
-    <w:bookmarkStart w:id="39" w:name="Xe8c8bc435a01a0f1d3533f8f2af16bbb628c41a"/>
+    <w:bookmarkStart w:id="39" w:name="thông-báo-bản-quyền"/>
     <w:p>
       <w:pPr>
         <w:pStyle w:val="Heading2"/>
@@ -3695,7 +3782,7 @@
       </w:r>
     </w:p>
     <w:bookmarkEnd w:id="39"/>
-    <w:bookmarkStart w:id="40" w:name="X624bb739bdb7864f334a66fc69faa716c8e90b7"/>
+    <w:bookmarkStart w:id="40" w:name="cách-trích-dẫn-academic-citation"/>
     <w:p>
       <w:pPr>
         <w:pStyle w:val="Heading2"/>
@@ -3778,7 +3865,7 @@
       </w:r>
     </w:p>
     <w:bookmarkEnd w:id="40"/>
-    <w:bookmarkStart w:id="41" w:name="phụ-lục--danh-mục-tệp-mã-nguồn-nộp-kèm"/>
+    <w:bookmarkStart w:id="41" w:name="phụ-lục-danh-mục-tệp-mã-nguồn-nộp-kèm"/>
     <w:p>
       <w:pPr>
         <w:pStyle w:val="Heading2"/>
@@ -3820,7 +3907,7 @@
     <w:tbl>
       <w:tblPr>
         <w:tblStyle w:val="Table"/>
-        <w:tblW w:type="auto" w:w="0"/>
+        <w:tblW w:type="pct" w:w="5000"/>
         <w:tblLook w:firstRow="1" w:lastRow="0" w:firstColumn="0" w:lastColumn="0" w:noHBand="0" w:noVBand="0" w:val="0020"/>
         <w:jc w:val="start"/>
       </w:tblPr>
@@ -4347,7 +4434,7 @@
     <w:bookmarkEnd w:id="42"/>
     <w:sectPr>
       <w:pgSz w:h="16838" w:w="11906"/>
-      <w:pgMar w:bottom="1417" w:left="1417" w:right="1417" w:top="1417"/>
+      <w:pgMar w:bottom="1134" w:left="1701" w:right="1134" w:top="1134"/>
     </w:sectPr>
   </w:body>
 </w:document>
@@ -4615,6 +4702,91 @@
       </w:pPr>
     </w:lvl>
   </w:abstractNum>
+  <w:abstractNum w:abstractNumId="99421994">
+    <w:nsid w:val="A99421994"/>
+    <w:multiLevelType w:val="multilevel"/>
+    <w:lvl w:ilvl="0">
+      <w:start w:val="1994"/>
+      <w:numFmt w:val="decimal"/>
+      <w:lvlText w:val="%1)"/>
+      <w:lvlJc w:val="left"/>
+      <w:pPr>
+        <w:ind w:left="720" w:hanging="480"/>
+      </w:pPr>
+    </w:lvl>
+    <w:lvl w:ilvl="1">
+      <w:start w:val="1994"/>
+      <w:numFmt w:val="decimal"/>
+      <w:lvlText w:val="%2)"/>
+      <w:lvlJc w:val="left"/>
+      <w:pPr>
+        <w:ind w:left="1440" w:hanging="480"/>
+      </w:pPr>
+    </w:lvl>
+    <w:lvl w:ilvl="2">
+      <w:start w:val="1994"/>
+      <w:numFmt w:val="decimal"/>
+      <w:lvlText w:val="%3)"/>
+      <w:lvlJc w:val="left"/>
+      <w:pPr>
+        <w:ind w:left="2160" w:hanging="480"/>
+      </w:pPr>
+    </w:lvl>
+    <w:lvl w:ilvl="3">
+      <w:start w:val="1994"/>
+      <w:numFmt w:val="decimal"/>
+      <w:lvlText w:val="%4)"/>
+      <w:lvlJc w:val="left"/>
+      <w:pPr>
+        <w:ind w:left="2880" w:hanging="480"/>
+      </w:pPr>
+    </w:lvl>
+    <w:lvl w:ilvl="4">
+      <w:start w:val="1994"/>
+      <w:numFmt w:val="decimal"/>
+      <w:lvlText w:val="%5)"/>
+      <w:lvlJc w:val="left"/>
+      <w:pPr>
+        <w:ind w:left="3600" w:hanging="480"/>
+      </w:pPr>
+    </w:lvl>
+    <w:lvl w:ilvl="5">
+      <w:start w:val="1994"/>
+      <w:numFmt w:val="decimal"/>
+      <w:lvlText w:val="%6)"/>
+      <w:lvlJc w:val="left"/>
+      <w:pPr>
+        <w:ind w:left="4320" w:hanging="480"/>
+      </w:pPr>
+    </w:lvl>
+    <w:lvl w:ilvl="6">
+      <w:start w:val="1994"/>
+      <w:numFmt w:val="decimal"/>
+      <w:lvlText w:val="%7)"/>
+      <w:lvlJc w:val="left"/>
+      <w:pPr>
+        <w:ind w:left="5040" w:hanging="480"/>
+      </w:pPr>
+    </w:lvl>
+    <w:lvl w:ilvl="7">
+      <w:start w:val="1994"/>
+      <w:numFmt w:val="decimal"/>
+      <w:lvlText w:val="%8)"/>
+      <w:lvlJc w:val="left"/>
+      <w:pPr>
+        <w:ind w:left="5760" w:hanging="480"/>
+      </w:pPr>
+    </w:lvl>
+    <w:lvl w:ilvl="8">
+      <w:start w:val="1994"/>
+      <w:numFmt w:val="decimal"/>
+      <w:lvlText w:val="%9)"/>
+      <w:lvlJc w:val="left"/>
+      <w:pPr>
+        <w:ind w:left="6480" w:hanging="480"/>
+      </w:pPr>
+    </w:lvl>
+  </w:abstractNum>
   <w:num w:numId="1000">
     <w:abstractNumId w:val="990"/>
   </w:num>
@@ -4622,6 +4794,9 @@
     <w:abstractNumId w:val="991"/>
   </w:num>
   <w:num w:numId="1002">
+    <w:abstractNumId w:val="991"/>
+  </w:num>
+  <w:num w:numId="1003">
     <w:abstractNumId w:val="99411"/>
     <w:lvlOverride w:ilvl="0">
       <w:startOverride w:val="1"/>
@@ -4651,11 +4826,35 @@
       <w:startOverride w:val="1"/>
     </w:lvlOverride>
   </w:num>
-  <w:num w:numId="1003">
-    <w:abstractNumId w:val="991"/>
-  </w:num>
   <w:num w:numId="1004">
-    <w:abstractNumId w:val="991"/>
+    <w:abstractNumId w:val="99421994"/>
+    <w:lvlOverride w:ilvl="0">
+      <w:startOverride w:val="1994"/>
+    </w:lvlOverride>
+    <w:lvlOverride w:ilvl="1">
+      <w:startOverride w:val="1994"/>
+    </w:lvlOverride>
+    <w:lvlOverride w:ilvl="2">
+      <w:startOverride w:val="1994"/>
+    </w:lvlOverride>
+    <w:lvlOverride w:ilvl="3">
+      <w:startOverride w:val="1994"/>
+    </w:lvlOverride>
+    <w:lvlOverride w:ilvl="4">
+      <w:startOverride w:val="1994"/>
+    </w:lvlOverride>
+    <w:lvlOverride w:ilvl="5">
+      <w:startOverride w:val="1994"/>
+    </w:lvlOverride>
+    <w:lvlOverride w:ilvl="6">
+      <w:startOverride w:val="1994"/>
+    </w:lvlOverride>
+    <w:lvlOverride w:ilvl="7">
+      <w:startOverride w:val="1994"/>
+    </w:lvlOverride>
+    <w:lvlOverride w:ilvl="8">
+      <w:startOverride w:val="1994"/>
+    </w:lvlOverride>
   </w:num>
   <w:num w:numId="1005">
     <w:abstractNumId w:val="99411"/>
@@ -4690,39 +4889,6 @@
   <w:num w:numId="1006">
     <w:abstractNumId w:val="991"/>
   </w:num>
-  <w:num w:numId="1007">
-    <w:abstractNumId w:val="99411"/>
-    <w:lvlOverride w:ilvl="0">
-      <w:startOverride w:val="1"/>
-    </w:lvlOverride>
-    <w:lvlOverride w:ilvl="1">
-      <w:startOverride w:val="1"/>
-    </w:lvlOverride>
-    <w:lvlOverride w:ilvl="2">
-      <w:startOverride w:val="1"/>
-    </w:lvlOverride>
-    <w:lvlOverride w:ilvl="3">
-      <w:startOverride w:val="1"/>
-    </w:lvlOverride>
-    <w:lvlOverride w:ilvl="4">
-      <w:startOverride w:val="1"/>
-    </w:lvlOverride>
-    <w:lvlOverride w:ilvl="5">
-      <w:startOverride w:val="1"/>
-    </w:lvlOverride>
-    <w:lvlOverride w:ilvl="6">
-      <w:startOverride w:val="1"/>
-    </w:lvlOverride>
-    <w:lvlOverride w:ilvl="7">
-      <w:startOverride w:val="1"/>
-    </w:lvlOverride>
-    <w:lvlOverride w:ilvl="8">
-      <w:startOverride w:val="1"/>
-    </w:lvlOverride>
-  </w:num>
-  <w:num w:numId="1008">
-    <w:abstractNumId w:val="991"/>
-  </w:num>
 </w:numbering>
 </file>
 
@@ -4748,13 +4914,13 @@
     <w:name w:val="Normal"/>
     <w:qFormat/>
     <w:pPr>
-      <w:spacing w:line="276" w:lineRule="auto"/>
+      <w:spacing w:line="288" w:lineRule="auto"/>
       <w:jc w:val="both"/>
     </w:pPr>
     <w:rPr>
       <w:rFonts w:ascii="Times New Roman" w:eastAsia="Times New Roman" w:hAnsi="Times New Roman"/>
       <w:color w:val="000000"/>
-      <w:sz w:val="24"/>
+      <w:sz w:val="26"/>
     </w:rPr>
   </w:style>
   <w:style w:styleId="BodyText" w:type="paragraph">
@@ -4762,14 +4928,14 @@
     <w:basedOn w:val="Normal"/>
     <w:link w:val="BodyTextChar"/>
     <w:pPr>
-      <w:spacing w:after="180" w:before="180" w:line="276" w:lineRule="auto"/>
+      <w:spacing w:after="180" w:before="180" w:line="288" w:lineRule="auto"/>
       <w:jc w:val="both"/>
     </w:pPr>
     <w:qFormat/>
     <w:rPr>
       <w:rFonts w:ascii="Times New Roman" w:eastAsia="Times New Roman" w:hAnsi="Times New Roman"/>
       <w:color w:val="000000"/>
-      <w:sz w:val="24"/>
+      <w:sz w:val="26"/>
     </w:rPr>
   </w:style>
   <w:style w:customStyle="1" w:styleId="FirstParagraph" w:type="paragraph">
@@ -4778,13 +4944,13 @@
     <w:next w:val="BodyText"/>
     <w:qFormat/>
     <w:pPr>
-      <w:spacing w:line="276" w:lineRule="auto"/>
+      <w:spacing w:line="288" w:lineRule="auto"/>
       <w:jc w:val="both"/>
     </w:pPr>
     <w:rPr>
       <w:rFonts w:ascii="Times New Roman" w:eastAsia="Times New Roman" w:hAnsi="Times New Roman"/>
       <w:color w:val="000000"/>
-      <w:sz w:val="24"/>
+      <w:sz w:val="26"/>
     </w:rPr>
   </w:style>
   <w:style w:customStyle="1" w:styleId="Compact" w:type="paragraph">
@@ -4792,13 +4958,13 @@
     <w:basedOn w:val="BodyText"/>
     <w:qFormat/>
     <w:pPr>
-      <w:spacing w:after="36" w:before="36" w:line="276" w:lineRule="auto"/>
+      <w:spacing w:after="36" w:before="36" w:line="288" w:lineRule="auto"/>
       <w:jc w:val="both"/>
     </w:pPr>
     <w:rPr>
       <w:rFonts w:ascii="Times New Roman" w:eastAsia="Times New Roman" w:hAnsi="Times New Roman"/>
       <w:color w:val="000000"/>
-      <w:sz w:val="24"/>
+      <w:sz w:val="26"/>
     </w:rPr>
   </w:style>
   <w:style w:styleId="Title" w:type="paragraph">
@@ -4809,7 +4975,7 @@
     <w:pPr>
       <w:keepNext/>
       <w:keepLines/>
-      <w:spacing w:after="240" w:before="480" w:line="276" w:lineRule="auto"/>
+      <w:spacing w:after="240" w:before="480" w:line="288" w:lineRule="auto"/>
       <w:jc w:val="both"/>
     </w:pPr>
     <w:rPr>
@@ -4817,7 +4983,7 @@
       <w:b/>
       <w:bCs/>
       <w:color w:val="000000"/>
-      <w:sz w:val="24"/>
+      <w:sz w:val="26"/>
       <w:szCs w:val="36"/>
     </w:rPr>
   </w:style>
@@ -4829,13 +4995,13 @@
     <w:pPr>
       <w:keepNext/>
       <w:keepLines/>
-      <w:spacing w:after="240" w:before="240" w:line="276" w:lineRule="auto"/>
+      <w:spacing w:after="240" w:before="240" w:line="288" w:lineRule="auto"/>
       <w:jc w:val="both"/>
     </w:pPr>
     <w:rPr>
       <w:rFonts w:ascii="Times New Roman" w:eastAsia="Times New Roman" w:hAnsi="Times New Roman"/>
       <w:color w:val="000000"/>
-      <w:sz w:val="24"/>
+      <w:sz w:val="26"/>
       <w:szCs w:val="30"/>
     </w:rPr>
   </w:style>
@@ -4846,13 +5012,13 @@
     <w:pPr>
       <w:keepNext/>
       <w:keepLines/>
-      <w:spacing w:line="276" w:lineRule="auto"/>
+      <w:spacing w:line="288" w:lineRule="auto"/>
       <w:jc w:val="both"/>
     </w:pPr>
     <w:rPr>
       <w:rFonts w:ascii="Times New Roman" w:eastAsia="Times New Roman" w:hAnsi="Times New Roman"/>
       <w:color w:val="000000"/>
-      <w:sz w:val="24"/>
+      <w:sz w:val="26"/>
     </w:rPr>
   </w:style>
   <w:style w:styleId="Date" w:type="paragraph">
@@ -4862,13 +5028,13 @@
     <w:pPr>
       <w:keepNext/>
       <w:keepLines/>
-      <w:spacing w:line="276" w:lineRule="auto"/>
+      <w:spacing w:line="288" w:lineRule="auto"/>
       <w:jc w:val="both"/>
     </w:pPr>
     <w:rPr>
       <w:rFonts w:ascii="Times New Roman" w:eastAsia="Times New Roman" w:hAnsi="Times New Roman"/>
       <w:color w:val="000000"/>
-      <w:sz w:val="24"/>
+      <w:sz w:val="26"/>
     </w:rPr>
   </w:style>
   <w:style w:customStyle="1" w:styleId="AbstractTitle" w:type="paragraph">
@@ -4880,11 +5046,11 @@
       <w:keepNext/>
       <w:keepLines/>
       <w:jc w:val="both"/>
-      <w:spacing w:after="0" w:before="300" w:line="276" w:lineRule="auto"/>
+      <w:spacing w:after="0" w:before="300" w:line="288" w:lineRule="auto"/>
     </w:pPr>
     <w:rPr>
       <w:color w:val="000000"/>
-      <w:sz w:val="24"/>
+      <w:sz w:val="26"/>
       <w:szCs w:val="20"/>
       <w:rFonts w:ascii="Times New Roman" w:eastAsia="Times New Roman" w:hAnsi="Times New Roman"/>
       <w:b/>
@@ -4898,13 +5064,13 @@
     <w:pPr>
       <w:keepNext/>
       <w:keepLines/>
-      <w:spacing w:after="300" w:before="100" w:line="276" w:lineRule="auto"/>
+      <w:spacing w:after="300" w:before="100" w:line="288" w:lineRule="auto"/>
       <w:jc w:val="both"/>
     </w:pPr>
     <w:rPr>
       <w:rFonts w:ascii="Times New Roman" w:eastAsia="Times New Roman" w:hAnsi="Times New Roman"/>
       <w:color w:val="000000"/>
-      <w:sz w:val="24"/>
+      <w:sz w:val="26"/>
       <w:szCs w:val="20"/>
     </w:rPr>
   </w:style>
@@ -4914,13 +5080,13 @@
     <w:next w:val="Bibliography"/>
     <w:qFormat/>
     <w:pPr>
-      <w:spacing w:line="276" w:lineRule="auto"/>
+      <w:spacing w:line="288" w:lineRule="auto"/>
       <w:jc w:val="both"/>
     </w:pPr>
     <w:rPr>
       <w:rFonts w:ascii="Times New Roman" w:eastAsia="Times New Roman" w:hAnsi="Times New Roman"/>
       <w:color w:val="000000"/>
-      <w:sz w:val="24"/>
+      <w:sz w:val="26"/>
     </w:rPr>
   </w:style>
   <w:style w:styleId="Heading1" w:type="paragraph">
@@ -4932,7 +5098,7 @@
     <w:pPr>
       <w:keepNext/>
       <w:keepLines/>
-      <w:spacing w:after="0" w:before="480" w:line="276" w:lineRule="auto"/>
+      <w:spacing w:after="0" w:before="480" w:line="288" w:lineRule="auto"/>
       <w:jc w:val="both"/>
       <w:outlineLvl w:val="0"/>
     </w:pPr>
@@ -4941,7 +5107,7 @@
       <w:b/>
       <w:bCs/>
       <w:color w:val="000000"/>
-      <w:sz w:val="24"/>
+      <w:sz w:val="26"/>
       <w:szCs w:val="32"/>
     </w:rPr>
   </w:style>
@@ -4955,7 +5121,7 @@
     <w:pPr>
       <w:keepNext/>
       <w:keepLines/>
-      <w:spacing w:after="0" w:before="200" w:line="276" w:lineRule="auto"/>
+      <w:spacing w:after="0" w:before="200" w:line="288" w:lineRule="auto"/>
       <w:jc w:val="both"/>
       <w:outlineLvl w:val="1"/>
     </w:pPr>
@@ -4964,7 +5130,7 @@
       <w:b/>
       <w:bCs/>
       <w:color w:val="000000"/>
-      <w:sz w:val="24"/>
+      <w:sz w:val="26"/>
       <w:szCs w:val="28"/>
     </w:rPr>
   </w:style>
@@ -4978,7 +5144,7 @@
     <w:pPr>
       <w:keepNext/>
       <w:keepLines/>
-      <w:spacing w:after="0" w:before="200" w:line="276" w:lineRule="auto"/>
+      <w:spacing w:after="0" w:before="200" w:line="288" w:lineRule="auto"/>
       <w:jc w:val="both"/>
       <w:outlineLvl w:val="2"/>
     </w:pPr>
@@ -4987,7 +5153,7 @@
       <w:b/>
       <w:bCs/>
       <w:color w:val="000000"/>
-      <w:sz w:val="24"/>
+      <w:sz w:val="26"/>
       <w:szCs w:val="24"/>
     </w:rPr>
   </w:style>
@@ -5001,7 +5167,7 @@
     <w:pPr>
       <w:keepNext/>
       <w:keepLines/>
-      <w:spacing w:after="0" w:before="200" w:line="276" w:lineRule="auto"/>
+      <w:spacing w:after="0" w:before="200" w:line="288" w:lineRule="auto"/>
       <w:jc w:val="both"/>
       <w:outlineLvl w:val="3"/>
     </w:pPr>
@@ -5010,7 +5176,7 @@
       <w:i/>
       <w:bCs/>
       <w:color w:val="000000"/>
-      <w:sz w:val="24"/>
+      <w:sz w:val="26"/>
       <w:szCs w:val="24"/>
     </w:rPr>
   </w:style>
@@ -5024,7 +5190,7 @@
     <w:pPr>
       <w:keepNext/>
       <w:keepLines/>
-      <w:spacing w:after="0" w:before="200" w:line="276" w:lineRule="auto"/>
+      <w:spacing w:after="0" w:before="200" w:line="288" w:lineRule="auto"/>
       <w:jc w:val="both"/>
       <w:outlineLvl w:val="4"/>
     </w:pPr>
@@ -5032,7 +5198,7 @@
       <w:rFonts w:ascii="Times New Roman" w:asciiTheme="majorHAnsi" w:cstheme="majorBidi" w:eastAsia="Times New Roman" w:eastAsiaTheme="majorEastAsia" w:hAnsi="Times New Roman" w:hAnsiTheme="majorHAnsi"/>
       <w:iCs/>
       <w:color w:val="000000"/>
-      <w:sz w:val="24"/>
+      <w:sz w:val="26"/>
       <w:szCs w:val="24"/>
     </w:rPr>
   </w:style>
@@ -5046,14 +5212,14 @@
     <w:pPr>
       <w:keepNext/>
       <w:keepLines/>
-      <w:spacing w:after="0" w:before="200" w:line="276" w:lineRule="auto"/>
+      <w:spacing w:after="0" w:before="200" w:line="288" w:lineRule="auto"/>
       <w:jc w:val="both"/>
       <w:outlineLvl w:val="5"/>
     </w:pPr>
     <w:rPr>
       <w:rFonts w:ascii="Times New Roman" w:asciiTheme="majorHAnsi" w:cstheme="majorBidi" w:eastAsia="Times New Roman" w:eastAsiaTheme="majorEastAsia" w:hAnsi="Times New Roman" w:hAnsiTheme="majorHAnsi"/>
       <w:color w:val="000000"/>
-      <w:sz w:val="24"/>
+      <w:sz w:val="26"/>
       <w:szCs w:val="24"/>
     </w:rPr>
   </w:style>
@@ -5067,14 +5233,14 @@
     <w:pPr>
       <w:keepNext/>
       <w:keepLines/>
-      <w:spacing w:after="0" w:before="200" w:line="276" w:lineRule="auto"/>
+      <w:spacing w:after="0" w:before="200" w:line="288" w:lineRule="auto"/>
       <w:jc w:val="both"/>
       <w:outlineLvl w:val="6"/>
     </w:pPr>
     <w:rPr>
       <w:rFonts w:ascii="Times New Roman" w:asciiTheme="majorHAnsi" w:cstheme="majorBidi" w:eastAsia="Times New Roman" w:eastAsiaTheme="majorEastAsia" w:hAnsi="Times New Roman" w:hAnsiTheme="majorHAnsi"/>
       <w:color w:val="000000"/>
-      <w:sz w:val="24"/>
+      <w:sz w:val="26"/>
       <w:szCs w:val="24"/>
     </w:rPr>
   </w:style>
@@ -5088,14 +5254,14 @@
     <w:pPr>
       <w:keepNext/>
       <w:keepLines/>
-      <w:spacing w:after="0" w:before="200" w:line="276" w:lineRule="auto"/>
+      <w:spacing w:after="0" w:before="200" w:line="288" w:lineRule="auto"/>
       <w:jc w:val="both"/>
       <w:outlineLvl w:val="7"/>
     </w:pPr>
     <w:rPr>
       <w:rFonts w:ascii="Times New Roman" w:asciiTheme="majorHAnsi" w:cstheme="majorBidi" w:eastAsia="Times New Roman" w:eastAsiaTheme="majorEastAsia" w:hAnsi="Times New Roman" w:hAnsiTheme="majorHAnsi"/>
       <w:color w:val="000000"/>
-      <w:sz w:val="24"/>
+      <w:sz w:val="26"/>
       <w:szCs w:val="24"/>
     </w:rPr>
   </w:style>
@@ -5109,14 +5275,14 @@
     <w:pPr>
       <w:keepNext/>
       <w:keepLines/>
-      <w:spacing w:after="0" w:before="200" w:line="276" w:lineRule="auto"/>
+      <w:spacing w:after="0" w:before="200" w:line="288" w:lineRule="auto"/>
       <w:jc w:val="both"/>
       <w:outlineLvl w:val="8"/>
     </w:pPr>
     <w:rPr>
       <w:rFonts w:ascii="Times New Roman" w:asciiTheme="majorHAnsi" w:cstheme="majorBidi" w:eastAsia="Times New Roman" w:eastAsiaTheme="majorEastAsia" w:hAnsi="Times New Roman" w:hAnsiTheme="majorHAnsi"/>
       <w:color w:val="000000"/>
-      <w:sz w:val="24"/>
+      <w:sz w:val="26"/>
       <w:szCs w:val="24"/>
     </w:rPr>
   </w:style>
@@ -5128,14 +5294,14 @@
     <w:unhideWhenUsed/>
     <w:qFormat/>
     <w:pPr>
-      <w:spacing w:after="100" w:before="100" w:line="276" w:lineRule="auto"/>
+      <w:spacing w:after="100" w:before="100" w:line="288" w:lineRule="auto"/>
       <w:ind w:firstLine="0" w:left="480" w:right="480"/>
       <w:jc w:val="both"/>
     </w:pPr>
     <w:rPr>
       <w:rFonts w:ascii="Times New Roman" w:eastAsia="Times New Roman" w:hAnsi="Times New Roman"/>
       <w:color w:val="000000"/>
-      <w:sz w:val="24"/>
+      <w:sz w:val="26"/>
     </w:rPr>
   </w:style>
   <w:style w:styleId="FootnoteText" w:type="paragraph">
@@ -5146,13 +5312,13 @@
     <w:unhideWhenUsed/>
     <w:qFormat/>
     <w:pPr>
-      <w:spacing w:line="276" w:lineRule="auto"/>
+      <w:spacing w:line="288" w:lineRule="auto"/>
       <w:jc w:val="both"/>
     </w:pPr>
     <w:rPr>
       <w:rFonts w:ascii="Times New Roman" w:eastAsia="Times New Roman" w:hAnsi="Times New Roman"/>
       <w:color w:val="000000"/>
-      <w:sz w:val="24"/>
+      <w:sz w:val="26"/>
     </w:rPr>
   </w:style>
   <w:style w:default="1" w:styleId="DefaultParagraphFont" w:type="character">
@@ -5162,7 +5328,7 @@
     <w:rPr>
       <w:rFonts w:ascii="Times New Roman" w:eastAsia="Times New Roman" w:hAnsi="Times New Roman"/>
       <w:color w:val="000000"/>
-      <w:sz w:val="24"/>
+      <w:sz w:val="26"/>
     </w:rPr>
   </w:style>
   <w:style w:default="1" w:styleId="Table" w:type="table">
@@ -5172,13 +5338,13 @@
     <w:unhideWhenUsed/>
     <w:qFormat/>
     <w:pPr>
-      <w:spacing w:line="276" w:lineRule="auto"/>
+      <w:spacing w:line="288" w:lineRule="auto"/>
       <w:jc w:val="both"/>
     </w:pPr>
     <w:rPr>
       <w:rFonts w:ascii="Times New Roman" w:eastAsia="Times New Roman" w:hAnsi="Times New Roman"/>
       <w:color w:val="000000"/>
-      <w:sz w:val="24"/>
+      <w:sz w:val="26"/>
     </w:rPr>
     <w:tblPr>
       <w:tblInd w:type="dxa" w:w="0"/>
@@ -5212,27 +5378,27 @@
     <w:pPr>
       <w:keepNext/>
       <w:keepLines/>
-      <w:spacing w:after="0" w:line="276" w:lineRule="auto"/>
+      <w:spacing w:after="0" w:line="288" w:lineRule="auto"/>
       <w:jc w:val="both"/>
     </w:pPr>
     <w:rPr>
       <w:rFonts w:ascii="Times New Roman" w:eastAsia="Times New Roman" w:hAnsi="Times New Roman"/>
       <w:b/>
       <w:color w:val="000000"/>
-      <w:sz w:val="24"/>
+      <w:sz w:val="26"/>
     </w:rPr>
   </w:style>
   <w:style w:customStyle="1" w:styleId="Definition" w:type="paragraph">
     <w:name w:val="Definition"/>
     <w:basedOn w:val="Normal"/>
     <w:pPr>
-      <w:spacing w:line="276" w:lineRule="auto"/>
+      <w:spacing w:line="288" w:lineRule="auto"/>
       <w:jc w:val="both"/>
     </w:pPr>
     <w:rPr>
       <w:rFonts w:ascii="Times New Roman" w:eastAsia="Times New Roman" w:hAnsi="Times New Roman"/>
       <w:color w:val="000000"/>
-      <w:sz w:val="24"/>
+      <w:sz w:val="26"/>
     </w:rPr>
   </w:style>
   <w:style w:styleId="Caption" w:type="paragraph">
@@ -5240,14 +5406,14 @@
     <w:basedOn w:val="Normal"/>
     <w:link w:val="BodyTextChar"/>
     <w:pPr>
-      <w:spacing w:after="120" w:before="0" w:line="276" w:lineRule="auto"/>
+      <w:spacing w:after="120" w:before="0" w:line="288" w:lineRule="auto"/>
       <w:jc w:val="both"/>
     </w:pPr>
     <w:rPr>
       <w:rFonts w:ascii="Times New Roman" w:eastAsia="Times New Roman" w:hAnsi="Times New Roman"/>
       <w:i/>
       <w:color w:val="000000"/>
-      <w:sz w:val="24"/>
+      <w:sz w:val="26"/>
     </w:rPr>
   </w:style>
   <w:style w:customStyle="1" w:styleId="TableCaption" w:type="paragraph">
@@ -5255,39 +5421,39 @@
     <w:basedOn w:val="Caption"/>
     <w:pPr>
       <w:keepNext/>
-      <w:spacing w:line="276" w:lineRule="auto"/>
+      <w:spacing w:line="288" w:lineRule="auto"/>
       <w:jc w:val="both"/>
     </w:pPr>
     <w:rPr>
       <w:rFonts w:ascii="Times New Roman" w:eastAsia="Times New Roman" w:hAnsi="Times New Roman"/>
       <w:color w:val="000000"/>
-      <w:sz w:val="24"/>
+      <w:sz w:val="26"/>
     </w:rPr>
   </w:style>
   <w:style w:customStyle="1" w:styleId="ImageCaption" w:type="paragraph">
     <w:name w:val="Image Caption"/>
     <w:basedOn w:val="Caption"/>
     <w:pPr>
-      <w:spacing w:line="276" w:lineRule="auto"/>
+      <w:spacing w:line="288" w:lineRule="auto"/>
       <w:jc w:val="both"/>
     </w:pPr>
     <w:rPr>
       <w:rFonts w:ascii="Times New Roman" w:eastAsia="Times New Roman" w:hAnsi="Times New Roman"/>
       <w:color w:val="000000"/>
-      <w:sz w:val="24"/>
+      <w:sz w:val="26"/>
     </w:rPr>
   </w:style>
   <w:style w:customStyle="1" w:styleId="Figure" w:type="paragraph">
     <w:name w:val="Figure"/>
     <w:basedOn w:val="Normal"/>
     <w:pPr>
-      <w:spacing w:line="276" w:lineRule="auto"/>
+      <w:spacing w:line="288" w:lineRule="auto"/>
       <w:jc w:val="both"/>
     </w:pPr>
     <w:rPr>
       <w:rFonts w:ascii="Times New Roman" w:eastAsia="Times New Roman" w:hAnsi="Times New Roman"/>
       <w:color w:val="000000"/>
-      <w:sz w:val="24"/>
+      <w:sz w:val="26"/>
     </w:rPr>
   </w:style>
   <w:style w:customStyle="1" w:styleId="CaptionedFigure" w:type="paragraph">
@@ -5295,13 +5461,13 @@
     <w:basedOn w:val="Figure"/>
     <w:pPr>
       <w:keepNext/>
-      <w:spacing w:line="276" w:lineRule="auto"/>
+      <w:spacing w:line="288" w:lineRule="auto"/>
       <w:jc w:val="both"/>
     </w:pPr>
     <w:rPr>
       <w:rFonts w:ascii="Times New Roman" w:eastAsia="Times New Roman" w:hAnsi="Times New Roman"/>
       <w:color w:val="000000"/>
-      <w:sz w:val="24"/>
+      <w:sz w:val="26"/>
     </w:rPr>
   </w:style>
   <w:style w:customStyle="1" w:styleId="BodyTextChar" w:type="character">
@@ -5311,7 +5477,7 @@
     <w:rPr>
       <w:rFonts w:ascii="Times New Roman" w:eastAsia="Times New Roman" w:hAnsi="Times New Roman"/>
       <w:color w:val="000000"/>
-      <w:sz w:val="24"/>
+      <w:sz w:val="26"/>
     </w:rPr>
   </w:style>
   <w:style w:customStyle="1" w:styleId="VerbatimChar" w:type="character">
@@ -5320,7 +5486,7 @@
     <w:rPr>
       <w:rFonts w:ascii="Times New Roman" w:eastAsia="Times New Roman" w:hAnsi="Times New Roman"/>
       <w:color w:val="000000"/>
-      <w:sz w:val="24"/>
+      <w:sz w:val="26"/>
     </w:rPr>
   </w:style>
   <w:style w:customStyle="1" w:styleId="SectionNumber" w:type="character">
@@ -5329,7 +5495,7 @@
     <w:rPr>
       <w:rFonts w:ascii="Times New Roman" w:eastAsia="Times New Roman" w:hAnsi="Times New Roman"/>
       <w:color w:val="000000"/>
-      <w:sz w:val="24"/>
+      <w:sz w:val="26"/>
     </w:rPr>
   </w:style>
   <w:style w:styleId="FootnoteReference" w:type="character">
@@ -5338,7 +5504,7 @@
     <w:rPr>
       <w:rFonts w:ascii="Times New Roman" w:eastAsia="Times New Roman" w:hAnsi="Times New Roman"/>
       <w:color w:val="000000"/>
-      <w:sz w:val="24"/>
+      <w:sz w:val="26"/>
       <w:vertAlign w:val="superscript"/>
     </w:rPr>
   </w:style>
@@ -5348,7 +5514,7 @@
     <w:rPr>
       <w:rFonts w:ascii="Times New Roman" w:eastAsia="Times New Roman" w:hAnsi="Times New Roman"/>
       <w:color w:val="000000"/>
-      <w:sz w:val="24"/>
+      <w:sz w:val="26"/>
     </w:rPr>
   </w:style>
   <w:style w:styleId="TOCHeading" w:type="paragraph">
@@ -5359,7 +5525,7 @@
     <w:unhideWhenUsed/>
     <w:qFormat/>
     <w:pPr>
-      <w:spacing w:before="240" w:line="276" w:lineRule="auto"/>
+      <w:spacing w:before="240" w:line="288" w:lineRule="auto"/>
       <w:jc w:val="both"/>
       <w:outlineLvl w:val="9"/>
     </w:pPr>
@@ -5368,7 +5534,7 @@
       <w:b w:val="0"/>
       <w:bCs w:val="0"/>
       <w:color w:val="000000"/>
-      <w:sz w:val="24"/>
+      <w:sz w:val="26"/>
     </w:rPr>
   </w:style>
   <w:style w:type="paragraph" w:customStyle="1" w:styleId="SourceCode">
